--- a/tillsyn/A 60623-2022 tillsynsbegäran.docx
+++ b/tillsyn/A 60623-2022 tillsynsbegäran.docx
@@ -700,7 +700,7 @@
     <w:r>
       <w:tab/>
       <w:tab/>
-      <w:t>2026-03-01</w:t>
+      <w:t>2026-03-02</w:t>
       <w:br/>
       <w:br/>
     </w:r>

--- a/tillsyn/A 60623-2022 tillsynsbegäran.docx
+++ b/tillsyn/A 60623-2022 tillsynsbegäran.docx
@@ -113,7 +113,7 @@
         <w:rPr>
           <w:i/>
         </w:rPr>
-        <w:t xml:space="preserve"> 9070 Trädklädd betesmark </w:t>
+        <w:t xml:space="preserve"> 9070 Trädklädd betesmark</w:t>
       </w:r>
       <w:r>
         <w:t xml:space="preserve"> (SLU Artdatabanken, 2024).</w:t>
@@ -700,7 +700,7 @@
     <w:r>
       <w:tab/>
       <w:tab/>
-      <w:t>2026-03-02</w:t>
+      <w:t>2026-03-03</w:t>
       <w:br/>
       <w:br/>
     </w:r>

--- a/tillsyn/A 60623-2022 tillsynsbegäran.docx
+++ b/tillsyn/A 60623-2022 tillsynsbegäran.docx
@@ -700,7 +700,7 @@
     <w:r>
       <w:tab/>
       <w:tab/>
-      <w:t>2026-03-03</w:t>
+      <w:t>2026-03-04</w:t>
       <w:br/>
       <w:br/>
     </w:r>

--- a/tillsyn/A 60623-2022 tillsynsbegäran.docx
+++ b/tillsyn/A 60623-2022 tillsynsbegäran.docx
@@ -700,7 +700,7 @@
     <w:r>
       <w:tab/>
       <w:tab/>
-      <w:t>2026-03-04</w:t>
+      <w:t>2026-03-05</w:t>
       <w:br/>
       <w:br/>
     </w:r>

--- a/tillsyn/A 60623-2022 tillsynsbegäran.docx
+++ b/tillsyn/A 60623-2022 tillsynsbegäran.docx
@@ -700,7 +700,7 @@
     <w:r>
       <w:tab/>
       <w:tab/>
-      <w:t>2026-03-05</w:t>
+      <w:t>2026-03-06</w:t>
       <w:br/>
       <w:br/>
     </w:r>

--- a/tillsyn/A 60623-2022 tillsynsbegäran.docx
+++ b/tillsyn/A 60623-2022 tillsynsbegäran.docx
@@ -700,7 +700,7 @@
     <w:r>
       <w:tab/>
       <w:tab/>
-      <w:t>2026-03-06</w:t>
+      <w:t>2026-03-07</w:t>
       <w:br/>
       <w:br/>
     </w:r>

--- a/tillsyn/A 60623-2022 tillsynsbegäran.docx
+++ b/tillsyn/A 60623-2022 tillsynsbegäran.docx
@@ -700,7 +700,7 @@
     <w:r>
       <w:tab/>
       <w:tab/>
-      <w:t>2026-03-07</w:t>
+      <w:t>2026-03-08</w:t>
       <w:br/>
       <w:br/>
     </w:r>

--- a/tillsyn/A 60623-2022 tillsynsbegäran.docx
+++ b/tillsyn/A 60623-2022 tillsynsbegäran.docx
@@ -700,7 +700,7 @@
     <w:r>
       <w:tab/>
       <w:tab/>
-      <w:t>2026-03-08</w:t>
+      <w:t>2026-03-09</w:t>
       <w:br/>
       <w:br/>
     </w:r>

--- a/tillsyn/A 60623-2022 tillsynsbegäran.docx
+++ b/tillsyn/A 60623-2022 tillsynsbegäran.docx
@@ -700,7 +700,7 @@
     <w:r>
       <w:tab/>
       <w:tab/>
-      <w:t>2026-03-09</w:t>
+      <w:t>2026-03-10</w:t>
       <w:br/>
       <w:br/>
     </w:r>

--- a/tillsyn/A 60623-2022 tillsynsbegäran.docx
+++ b/tillsyn/A 60623-2022 tillsynsbegäran.docx
@@ -205,7 +205,7 @@
         <w:t>Spillkråka (NT, §4)</w:t>
       </w:r>
       <w:r>
-        <w:t xml:space="preserve"> är rödlistad som nära hotad och ingår i bilaga 1 i EU:s fågeldirektiv. Den minskar i population på grund av minskad tillgång på lämpliga bo- och födoträd och minskad födotillgång. Spillkråkans minskningstakt har uppgått till 19 (24–10) % under de senaste 15 åren. Minskningstakten för den svenska populationen bedöms vara nära gränsvärdet för Sårbar (VU) (A2bc). Skogsbruk med korta omloppstider och täta, homogena ungskogar utgör det största hotet. Spillkråka är typisk art för </w:t>
+        <w:t xml:space="preserve"> är rödlistad som nära hotad och ingår i bilaga 1 i EU:s fågeldirektiv. Den minskar i population på grund av minskad tillgång på lämpliga bo- och födoträd och minskad födotillgång. Spillkråkans minskningstakt har uppgått till 19 (24–10) % under de senaste 15 åren och bedöms vara nära gränsvärdet för Sårbar (VU) (A2bc). Spillkråka är en nyckelart i skogliga miljöer vars övergivna bohål utnyttjas av flera andra hålhäckande fågelarter och fladdermöss. Den behöver grova träd, främst tall, asp och bok som boträd. Skogsbruk med korta omloppstider och täta, homogena ungskogar utgör det största hotet. Spillkråka är typisk art för </w:t>
       </w:r>
       <w:r>
         <w:rPr>
@@ -223,7 +223,7 @@
         <w:t xml:space="preserve"> 9740 Skogsbevuxen myr </w:t>
       </w:r>
       <w:r>
-        <w:t>(SLU Artdatabanken, 2023).</w:t>
+        <w:t>(SLU Artdatabanken, 2025; Skogsstyrelsen 2016).</w:t>
       </w:r>
     </w:p>
     <w:p>
@@ -288,7 +288,7 @@
     </w:p>
     <w:p>
       <w:r>
-        <w:t>Arten behöver lämpliga skogsbestånd om sammanlagt minst 25 hektar. Den är mycket stationär inom sitt revir och när ett par etablerat sig stannar de så länge miljön är intakt. Den undviker öppen mark och förﬂyttar sig sällan över större öppna myrar eller åkermark, och är därför känslig för fragmentering. Järpen överlever inte om dess livsmiljö kalavverkas och är även känslig för röjning, gallring och avverkning där unga granar och lövträd inte sparas i tillräcklig omfattning. Minskningstakten för den svenska populationen bedöms vara nära gränsvärdet för Sårbar (VU). (A2b)  (SLU Artdatabanken, 2022).</w:t>
+        <w:t>Arten behöver lämpliga skogsbestånd om sammanlagt minst 25 hektar. Den är mycket stationär inom sitt revir och när ett par etablerat sig stannar de så länge miljön är intakt. Den undviker öppen mark och förﬂyttar sig sällan över större öppna myrar eller åkermark, och är därför känslig för fragmentering. Järpen överlever inte om dess livsmiljö kalavverkas och är även känslig för röjning, gallring och avverkning där unga granar och lövträd inte sparas i tillräcklig omfattning. Minskningstakten för den svenska populationen bedöms vara nära gränsvärdet för Sårbar (VU). (A2b) (SLU Artdatabanken, 2022).</w:t>
       </w:r>
     </w:p>
     <w:p>
@@ -341,7 +341,7 @@
         <w:t xml:space="preserve"> 9740 Skogsbevuxen myr</w:t>
       </w:r>
       <w:r>
-        <w:t xml:space="preserve"> och ingår i bilaga 1 i EU:s fågeldirektiv. Spillkråka lever i både barr- och blandskog liksom i ren lövskog. De tätaste populationerna tenderar att finnas i äldre, variationsrik blandskog med gott om död ved och gamla träd.</w:t>
+        <w:t xml:space="preserve"> och ingår i bilaga 1 i EU:s fågeldirektiv. Spillkråka lever i både barr- och blandskog liksom i ren lövskog. De tätaste populationerna tenderar att finnas i äldre, variationsrik blandskog med gott om död ved och gamla träd. Spillkråka är en nyckelart i skogliga miljöer vars övergivna bohål utnyttjas av flera andra hålhäckande fågelarter och fladdermöss (SLU Artdatabanken, 2023; Skogsstyrelsen 2016).</w:t>
       </w:r>
     </w:p>
     <w:p>
@@ -359,7 +359,21 @@
     </w:p>
     <w:p>
       <w:r>
-        <w:t xml:space="preserve">SLU Artdatabanken, 2021. </w:t>
+        <w:t xml:space="preserve">Skogsstyrelsen, 2016. </w:t>
+      </w:r>
+      <w:r>
+        <w:rPr>
+          <w:i/>
+        </w:rPr>
+        <w:t xml:space="preserve">Vägledning för hänsyn till spillkråka. </w:t>
+      </w:r>
+      <w:r>
+        <w:t>Vägledningar och kunskapsstöd artskydd – Skogsstyrelsen.</w:t>
+      </w:r>
+    </w:p>
+    <w:p>
+      <w:r>
+        <w:t xml:space="preserve">SLU Artdatabanken, 2023. </w:t>
       </w:r>
       <w:r>
         <w:rPr>
@@ -700,7 +714,7 @@
     <w:r>
       <w:tab/>
       <w:tab/>
-      <w:t>2026-03-10</w:t>
+      <w:t>2026-03-11</w:t>
       <w:br/>
       <w:br/>
     </w:r>

--- a/tillsyn/A 60623-2022 tillsynsbegäran.docx
+++ b/tillsyn/A 60623-2022 tillsynsbegäran.docx
@@ -714,7 +714,7 @@
     <w:r>
       <w:tab/>
       <w:tab/>
-      <w:t>2026-03-11</w:t>
+      <w:t>2026-03-12</w:t>
       <w:br/>
       <w:br/>
     </w:r>

--- a/tillsyn/A 60623-2022 tillsynsbegäran.docx
+++ b/tillsyn/A 60623-2022 tillsynsbegäran.docx
@@ -714,7 +714,7 @@
     <w:r>
       <w:tab/>
       <w:tab/>
-      <w:t>2026-03-12</w:t>
+      <w:t>2026-03-13</w:t>
       <w:br/>
       <w:br/>
     </w:r>

--- a/tillsyn/A 60623-2022 tillsynsbegäran.docx
+++ b/tillsyn/A 60623-2022 tillsynsbegäran.docx
@@ -714,7 +714,7 @@
     <w:r>
       <w:tab/>
       <w:tab/>
-      <w:t>2026-03-13</w:t>
+      <w:t>2026-03-16</w:t>
       <w:br/>
       <w:br/>
     </w:r>

--- a/tillsyn/A 60623-2022 tillsynsbegäran.docx
+++ b/tillsyn/A 60623-2022 tillsynsbegäran.docx
@@ -714,7 +714,7 @@
     <w:r>
       <w:tab/>
       <w:tab/>
-      <w:t>2026-03-16</w:t>
+      <w:t>2026-03-17</w:t>
       <w:br/>
       <w:br/>
     </w:r>

--- a/tillsyn/A 60623-2022 tillsynsbegäran.docx
+++ b/tillsyn/A 60623-2022 tillsynsbegäran.docx
@@ -714,7 +714,7 @@
     <w:r>
       <w:tab/>
       <w:tab/>
-      <w:t>2026-03-17</w:t>
+      <w:t>2026-03-18</w:t>
       <w:br/>
       <w:br/>
     </w:r>

--- a/tillsyn/A 60623-2022 tillsynsbegäran.docx
+++ b/tillsyn/A 60623-2022 tillsynsbegäran.docx
@@ -714,7 +714,7 @@
     <w:r>
       <w:tab/>
       <w:tab/>
-      <w:t>2026-03-18</w:t>
+      <w:t>2026-03-19</w:t>
       <w:br/>
       <w:br/>
     </w:r>

--- a/tillsyn/A 60623-2022 tillsynsbegäran.docx
+++ b/tillsyn/A 60623-2022 tillsynsbegäran.docx
@@ -714,7 +714,7 @@
     <w:r>
       <w:tab/>
       <w:tab/>
-      <w:t>2026-03-19</w:t>
+      <w:t>2026-03-20</w:t>
       <w:br/>
       <w:br/>
     </w:r>

--- a/tillsyn/A 60623-2022 tillsynsbegäran.docx
+++ b/tillsyn/A 60623-2022 tillsynsbegäran.docx
@@ -714,7 +714,7 @@
     <w:r>
       <w:tab/>
       <w:tab/>
-      <w:t>2026-03-20</w:t>
+      <w:t>2026-03-21</w:t>
       <w:br/>
       <w:br/>
     </w:r>

--- a/tillsyn/A 60623-2022 tillsynsbegäran.docx
+++ b/tillsyn/A 60623-2022 tillsynsbegäran.docx
@@ -714,7 +714,7 @@
     <w:r>
       <w:tab/>
       <w:tab/>
-      <w:t>2026-03-21</w:t>
+      <w:t>2026-03-22</w:t>
       <w:br/>
       <w:br/>
     </w:r>

--- a/tillsyn/A 60623-2022 tillsynsbegäran.docx
+++ b/tillsyn/A 60623-2022 tillsynsbegäran.docx
@@ -714,7 +714,7 @@
     <w:r>
       <w:tab/>
       <w:tab/>
-      <w:t>2026-03-22</w:t>
+      <w:t>2026-03-23</w:t>
       <w:br/>
       <w:br/>
     </w:r>

--- a/tillsyn/A 60623-2022 tillsynsbegäran.docx
+++ b/tillsyn/A 60623-2022 tillsynsbegäran.docx
@@ -714,7 +714,7 @@
     <w:r>
       <w:tab/>
       <w:tab/>
-      <w:t>2026-03-23</w:t>
+      <w:t>2026-03-24</w:t>
       <w:br/>
       <w:br/>
     </w:r>

--- a/tillsyn/A 60623-2022 tillsynsbegäran.docx
+++ b/tillsyn/A 60623-2022 tillsynsbegäran.docx
@@ -714,7 +714,7 @@
     <w:r>
       <w:tab/>
       <w:tab/>
-      <w:t>2026-03-24</w:t>
+      <w:t>2026-03-25</w:t>
       <w:br/>
       <w:br/>
     </w:r>

--- a/tillsyn/A 60623-2022 tillsynsbegäran.docx
+++ b/tillsyn/A 60623-2022 tillsynsbegäran.docx
@@ -714,7 +714,7 @@
     <w:r>
       <w:tab/>
       <w:tab/>
-      <w:t>2026-03-25</w:t>
+      <w:t>2026-03-26</w:t>
       <w:br/>
       <w:br/>
     </w:r>

--- a/tillsyn/A 60623-2022 tillsynsbegäran.docx
+++ b/tillsyn/A 60623-2022 tillsynsbegäran.docx
@@ -714,7 +714,7 @@
     <w:r>
       <w:tab/>
       <w:tab/>
-      <w:t>2026-03-26</w:t>
+      <w:t>2026-03-27</w:t>
       <w:br/>
       <w:br/>
     </w:r>

--- a/tillsyn/A 60623-2022 tillsynsbegäran.docx
+++ b/tillsyn/A 60623-2022 tillsynsbegäran.docx
@@ -714,7 +714,7 @@
     <w:r>
       <w:tab/>
       <w:tab/>
-      <w:t>2026-03-27</w:t>
+      <w:t>2026-03-28</w:t>
       <w:br/>
       <w:br/>
     </w:r>

--- a/tillsyn/A 60623-2022 tillsynsbegäran.docx
+++ b/tillsyn/A 60623-2022 tillsynsbegäran.docx
@@ -714,7 +714,7 @@
     <w:r>
       <w:tab/>
       <w:tab/>
-      <w:t>2026-03-28</w:t>
+      <w:t>2026-03-29</w:t>
       <w:br/>
       <w:br/>
     </w:r>

--- a/tillsyn/A 60623-2022 tillsynsbegäran.docx
+++ b/tillsyn/A 60623-2022 tillsynsbegäran.docx
@@ -714,7 +714,7 @@
     <w:r>
       <w:tab/>
       <w:tab/>
-      <w:t>2026-03-29</w:t>
+      <w:t>2026-03-30</w:t>
       <w:br/>
       <w:br/>
     </w:r>

--- a/tillsyn/A 60623-2022 tillsynsbegäran.docx
+++ b/tillsyn/A 60623-2022 tillsynsbegäran.docx
@@ -714,7 +714,7 @@
     <w:r>
       <w:tab/>
       <w:tab/>
-      <w:t>2026-03-30</w:t>
+      <w:t>2026-03-31</w:t>
       <w:br/>
       <w:br/>
     </w:r>

--- a/tillsyn/A 60623-2022 tillsynsbegäran.docx
+++ b/tillsyn/A 60623-2022 tillsynsbegäran.docx
@@ -714,7 +714,7 @@
     <w:r>
       <w:tab/>
       <w:tab/>
-      <w:t>2026-03-31</w:t>
+      <w:t>2026-04-01</w:t>
       <w:br/>
       <w:br/>
     </w:r>

--- a/tillsyn/A 60623-2022 tillsynsbegäran.docx
+++ b/tillsyn/A 60623-2022 tillsynsbegäran.docx
@@ -714,7 +714,7 @@
     <w:r>
       <w:tab/>
       <w:tab/>
-      <w:t>2026-04-01</w:t>
+      <w:t>2026-04-02</w:t>
       <w:br/>
       <w:br/>
     </w:r>

--- a/tillsyn/A 60623-2022 tillsynsbegäran.docx
+++ b/tillsyn/A 60623-2022 tillsynsbegäran.docx
@@ -714,7 +714,7 @@
     <w:r>
       <w:tab/>
       <w:tab/>
-      <w:t>2026-04-02</w:t>
+      <w:t>2026-04-03</w:t>
       <w:br/>
       <w:br/>
     </w:r>

--- a/tillsyn/A 60623-2022 tillsynsbegäran.docx
+++ b/tillsyn/A 60623-2022 tillsynsbegäran.docx
@@ -714,7 +714,7 @@
     <w:r>
       <w:tab/>
       <w:tab/>
-      <w:t>2026-04-03</w:t>
+      <w:t>2026-04-04</w:t>
       <w:br/>
       <w:br/>
     </w:r>

--- a/tillsyn/A 60623-2022 tillsynsbegäran.docx
+++ b/tillsyn/A 60623-2022 tillsynsbegäran.docx
@@ -714,7 +714,7 @@
     <w:r>
       <w:tab/>
       <w:tab/>
-      <w:t>2026-04-04</w:t>
+      <w:t>2026-04-05</w:t>
       <w:br/>
       <w:br/>
     </w:r>

--- a/tillsyn/A 60623-2022 tillsynsbegäran.docx
+++ b/tillsyn/A 60623-2022 tillsynsbegäran.docx
@@ -759,7 +759,7 @@
     <w:r>
       <w:tab/>
       <w:tab/>
-      <w:t>2026-06-15</w:t>
+      <w:t>2026-06-16</w:t>
       <w:br/>
       <w:br/>
     </w:r>

--- a/tillsyn/A 60623-2022 tillsynsbegäran.docx
+++ b/tillsyn/A 60623-2022 tillsynsbegäran.docx
@@ -759,7 +759,7 @@
     <w:r>
       <w:tab/>
       <w:tab/>
-      <w:t>2026-06-16</w:t>
+      <w:t>2026-06-17</w:t>
       <w:br/>
       <w:br/>
     </w:r>

--- a/tillsyn/A 60623-2022 tillsynsbegäran.docx
+++ b/tillsyn/A 60623-2022 tillsynsbegäran.docx
@@ -1,6 +1,6 @@
 
 <file path=word/document.xml><?xml version="1.0" encoding="utf-8"?>
-<w:document xmlns:wpc="http://schemas.microsoft.com/office/word/2010/wordprocessingCanvas" xmlns:cx="http://schemas.microsoft.com/office/drawing/2014/chartex" xmlns:cx1="http://schemas.microsoft.com/office/drawing/2015/9/8/chartex" xmlns:cx2="http://schemas.microsoft.com/office/drawing/2015/10/21/chartex" xmlns:cx3="http://schemas.microsoft.com/office/drawing/2016/5/9/chartex" xmlns:cx4="http://schemas.microsoft.com/office/drawing/2016/5/10/chartex" xmlns:cx5="http://schemas.microsoft.com/office/drawing/2016/5/11/chartex" xmlns:cx6="http://schemas.microsoft.com/office/drawing/2016/5/12/chartex" xmlns:cx7="http://schemas.microsoft.com/office/drawing/2016/5/13/chartex" xmlns:cx8="http://schemas.microsoft.com/office/drawing/2016/5/14/chartex" xmlns:mc="http://schemas.openxmlformats.org/markup-compatibility/2006" xmlns:aink="http://schemas.microsoft.com/office/drawing/2016/ink" xmlns:am3d="http://schemas.microsoft.com/office/drawing/2017/model3d" xmlns:o="urn:schemas-microsoft-com:office:office" xmlns:oel="http://schemas.microsoft.com/office/2019/extlst" xmlns:r="http://schemas.openxmlformats.org/officeDocument/2006/relationships" xmlns:m="http://schemas.openxmlformats.org/officeDocument/2006/math" xmlns:v="urn:schemas-microsoft-com:vml" xmlns:wp14="http://schemas.microsoft.com/office/word/2010/wordprocessingDrawing" xmlns:wp="http://schemas.openxmlformats.org/drawingml/2006/wordprocessingDrawing" xmlns:w10="urn:schemas-microsoft-com:office:word" xmlns:w="http://schemas.openxmlformats.org/wordprocessingml/2006/main" xmlns:w14="http://schemas.microsoft.com/office/word/2010/wordml" xmlns:w15="http://schemas.microsoft.com/office/word/2012/wordml" xmlns:w16cex="http://schemas.microsoft.com/office/word/2018/wordml/cex" xmlns:w16cid="http://schemas.microsoft.com/office/word/2016/wordml/cid" xmlns:w16="http://schemas.microsoft.com/office/word/2018/wordml" xmlns:w16sdtdh="http://schemas.microsoft.com/office/word/2020/wordml/sdtdatahash" xmlns:w16se="http://schemas.microsoft.com/office/word/2015/wordml/symex" xmlns:wpg="http://schemas.microsoft.com/office/word/2010/wordprocessingGroup" xmlns:wpi="http://schemas.microsoft.com/office/word/2010/wordprocessingInk" xmlns:wne="http://schemas.microsoft.com/office/word/2006/wordml" xmlns:wps="http://schemas.microsoft.com/office/word/2010/wordprocessingShape" mc:Ignorable="w14 w15 w16se w16cid w16 w16cex w16sdtdh wp14">
+<w:document xmlns:wpc="http://schemas.microsoft.com/office/word/2010/wordprocessingCanvas" xmlns:cx="http://schemas.microsoft.com/office/drawing/2014/chartex" xmlns:cx1="http://schemas.microsoft.com/office/drawing/2015/9/8/chartex" xmlns:cx2="http://schemas.microsoft.com/office/drawing/2015/10/21/chartex" xmlns:cx3="http://schemas.microsoft.com/office/drawing/2016/5/9/chartex" xmlns:cx4="http://schemas.microsoft.com/office/drawing/2016/5/10/chartex" xmlns:cx5="http://schemas.microsoft.com/office/drawing/2016/5/11/chartex" xmlns:cx6="http://schemas.microsoft.com/office/drawing/2016/5/12/chartex" xmlns:cx7="http://schemas.microsoft.com/office/drawing/2016/5/13/chartex" xmlns:cx8="http://schemas.microsoft.com/office/drawing/2016/5/14/chartex" xmlns:mc="http://schemas.openxmlformats.org/markup-compatibility/2006" xmlns:aink="http://schemas.microsoft.com/office/drawing/2016/ink" xmlns:am3d="http://schemas.microsoft.com/office/drawing/2017/model3d" xmlns:o="urn:schemas-microsoft-com:office:office" xmlns:oel="http://schemas.microsoft.com/office/2019/extlst" xmlns:r="http://schemas.openxmlformats.org/officeDocument/2006/relationships" xmlns:m="http://schemas.openxmlformats.org/officeDocument/2006/math" xmlns:v="urn:schemas-microsoft-com:vml" xmlns:wp14="http://schemas.microsoft.com/office/word/2010/wordprocessingDrawing" xmlns:wp="http://schemas.openxmlformats.org/drawingml/2006/wordprocessingDrawing" xmlns:w10="urn:schemas-microsoft-com:office:word" xmlns:w="http://schemas.openxmlformats.org/wordprocessingml/2006/main" xmlns:w14="http://schemas.microsoft.com/office/word/2010/wordml" xmlns:w15="http://schemas.microsoft.com/office/word/2012/wordml" xmlns:w16cex="http://schemas.microsoft.com/office/word/2018/wordml/cex" xmlns:w16cid="http://schemas.microsoft.com/office/word/2016/wordml/cid" xmlns:w16="http://schemas.microsoft.com/office/word/2018/wordml" xmlns:w16du="http://schemas.microsoft.com/office/word/2023/wordml/word16du" xmlns:w16sdtdh="http://schemas.microsoft.com/office/word/2020/wordml/sdtdatahash" xmlns:w16sdtfl="http://schemas.microsoft.com/office/word/2024/wordml/sdtformatlock" xmlns:w16se="http://schemas.microsoft.com/office/word/2015/wordml/symex" xmlns:wpg="http://schemas.microsoft.com/office/word/2010/wordprocessingGroup" xmlns:wpi="http://schemas.microsoft.com/office/word/2010/wordprocessingInk" xmlns:wne="http://schemas.microsoft.com/office/word/2006/wordml" xmlns:wps="http://schemas.microsoft.com/office/word/2010/wordprocessingShape" mc:Ignorable="w14 w15 w16se w16cid w16 w16cex w16sdtdh w16sdtfl w16du wp14">
   <w:body>
     <w:p>
       <w:pPr>
@@ -12,35 +12,10 @@
     </w:p>
     <w:p>
       <w:r>
-        <w:t>Detta dokument behandlar höga naturvärden i avverkningsanmälan A 60623-2022 i Östersunds kommun. Denna avverkningsanmälan inkom 2022-12-16 15:30:13 och omfattar 10,9 ha.</w:t>
+        <w:t>Detta dokument behandlar höga naturvärden i avverkningsanmälan A 60623-2022 i Östersunds kommun som inkom 2022-12-16 och omfattar 10,9 ha.</w:t>
       </w:r>
-    </w:p>
-    <w:p>
       <w:r>
-        <w:t>Vi begär härmed att Skogsstyrelsen fattar beslut enligt miljöbalken som säkerställer att skogens höga naturvärden bevaras samt säkerställer att EU-lagstiftning efterlevs och att artskyddsbrott förhindras. Vi önskar även ta del av de ställningstaganden och beslut som myndigheterna meddelar till följd av aktuell avverkningsanmälan och föreningens inlaga (se 34 § förvaltningslagen).</w:t>
-      </w:r>
-    </w:p>
-    <w:p>
-      <w:r>
-        <w:t>Nedan beskrivs fynd av naturvårdsarter och fridlysta arter som gjorts i det avverkningsanmälda området. I BILAGA 1 finns artfakta om fridlysta arter.</w:t>
-      </w:r>
-    </w:p>
-    <w:p>
-      <w:pPr>
-        <w:pStyle w:val="Heading1"/>
-      </w:pPr>
-      <w:r>
-        <w:t>Naturvårdsarter</w:t>
-      </w:r>
-    </w:p>
-    <w:p>
-      <w:r>
-        <w:t>I avverkningsanmälan har följande 6 naturvårdsarter hittats: garnlav (NT), granticka (NT), järpe (NT, §4), spillkråka (NT, §4), tretåig hackspett (NT, §4) och vitgrynig nållav (NT). Av dessa är 6 rödlistade. För rödlistade arter har rödlistekategorin angivits inom parentes. För fridlysta arter anges även paragrafen i Artskyddsförordningen som arten är fridlyst enligt.</w:t>
-      </w:r>
-    </w:p>
-    <w:p>
-      <w:r>
-        <w:t>De påträffade naturvårdsarterna är ett tydligt kvitto på att detta rör sig om en skog med höga naturvärden. I Figur 1 visas en karta över det avverkningsanmälda området, där samtliga fyndplatser för naturvårdsarter som finns registrerade på Artportalen har markerats.</w:t>
+        <w:t xml:space="preserve"> I Figur 1 visas fyndplatser för naturvårdsarter i området, som finns registrerade på Artportalen.</w:t>
       </w:r>
     </w:p>
     <w:p>
@@ -50,7 +25,7 @@
       <w:r>
         <w:drawing>
           <wp:inline xmlns:a="http://schemas.openxmlformats.org/drawingml/2006/main" xmlns:pic="http://schemas.openxmlformats.org/drawingml/2006/picture">
-            <wp:extent cx="5486400" cy="4327739"/>
+            <wp:extent cx="5486400" cy="5674936"/>
             <wp:docPr id="1" name="Picture 1"/>
             <wp:cNvGraphicFramePr>
               <a:graphicFrameLocks noChangeAspect="1"/>
@@ -71,7 +46,7 @@
                   <pic:spPr>
                     <a:xfrm>
                       <a:off x="0" y="0"/>
-                      <a:ext cx="5486400" cy="4327739"/>
+                      <a:ext cx="5486400" cy="5674936"/>
                     </a:xfrm>
                     <a:prstGeom prst="rect"/>
                   </pic:spPr>
@@ -85,87 +60,25 @@
     <w:p>
       <w:pPr>
         <w:pStyle w:val="Caption"/>
+        <w:spacing w:after="240"/>
       </w:pPr>
       <w:r>
-        <w:t>Figur 1. Fyndplatser för naturvårdsarter i det avverkningsanmälda området (röd linje). Markörer utan svart kant är placerade på fyndplatsen. Markörer med svart kant är placerade vid sidan av fyndplatsen och har ett svart streck som visar fyndplatsens exakta position. Kartans mittpunktskoordinat är N 6980547, E 498168 i SWEREF 99 TM.</w:t>
+        <w:t>Figur 1. Fyndplatser för naturvårdsarter i och inom 19 meter från avverkningsanmälan (röd linje). Inom parentes anges rödlistekategorier, S för signalarter, Tför typiska arter och fridlysningsparagrafer i artskyddsförordningen.Markörer utan svart kant är placerade på fyndplatsen. Markörer med svart kant är placerade vid sidan av fyndplatsen och har ett svart streck som visar fyndplatsens exakta position. Kartans mittpunktskoordinat är N 6980547, E 498168 i SWEREF 99 TM.</w:t>
       </w:r>
     </w:p>
     <w:p>
       <w:r>
-        <w:rPr>
-          <w:b/>
-        </w:rPr>
-        <w:t>Garnlav (VU)</w:t>
-      </w:r>
-      <w:r>
-        <w:t xml:space="preserve"> är en utpräglad barrskogsart som ibland kan drapera träden i norrländska grannaturskogar med hög luftfuktighet. Den förekommer även i talldominerade bestånd där den, förutom i trädens grenverk, påträffas hängande över ojämnheter i tallbarken. Arten har minskat starkt i södra och mellersta Sverige och den minskar även i sitt nordliga utbredningsområde. Minskningstakten uppgår till 30 (20–50) % inom 50 år och överstiger gränsvärdet för Sårbar (VU). Orsaken till tillbakagången beror främst på slutavverkningar av naturskogsartade skogar. Bestånd med riklig förekomst bör regelmässigt sparas, vilket även gynnar flera andra sällsynta och rödlistade arter. Garnlav är värdväxt för den mycket sällsynta och akut hotade fjärilen barrskogslavfly (CR) som hör hemma i boreala barrskogar med riklig förekomst av värdväxten. Tidigare kunde arten konstateras årligen på flera platser vid Dala-Floda i Dalarna innan lokalerna kalavverkades. Senaste fyndet i landet av barrskogslavfly är från år 2000 då den påträffades vid Högberget i Sollefteå kommun. Garnlav är typisk art för </w:t>
-      </w:r>
-      <w:r>
-        <w:rPr>
-          <w:i/>
-        </w:rPr>
-        <w:t xml:space="preserve">9010 Taiga </w:t>
-      </w:r>
-      <w:r>
-        <w:t>och</w:t>
-      </w:r>
-      <w:r>
-        <w:rPr>
-          <w:i/>
-        </w:rPr>
-        <w:t xml:space="preserve"> 9070 Trädklädd betesmark</w:t>
-      </w:r>
-      <w:r>
-        <w:t xml:space="preserve"> (SLU Artdatabanken, 2026).</w:t>
+        <w:t>Vi begär härmed att Skogsstyrelsen fattar beslut enligt miljöbalken som säkerställer att skogens höga naturvärden bevaras samt att EU-lagstiftning efterlevs och att artskyddsbrott förhindras.</w:t>
       </w:r>
     </w:p>
     <w:p>
       <w:r>
-        <w:rPr>
-          <w:b/>
-        </w:rPr>
-        <w:t>Granticka</w:t>
-      </w:r>
-      <w:r>
-        <w:t xml:space="preserve"> förekommer främst i äldre skogar med naturskogskaraktär, liksom i dimensionsavverkade och plockhuggna skogar. I äldre grannaturskog i norra Sverige är den alltjämt en förhållandevis vanlig karaktärsart, medan den längre söderut blir allt mer sällsynt. I Götaland och delar av Svealand är den en god signalart för skyddsvärda granskogsmiljöer. Arten bedöms ha minskat starkt under senare år på grund av skogsavverkningar, då den framför allt växer i äldre granskog med långvarig grankontinuitet. I urskogsliknande bestånd i norra Sverige kan ibland påträffas den mycket sällsynta tickan grantickeporing (VU), som lever på döda grantickor. Det som tidigare inbegripit grantickan har visat sig röra sig om två arter; tajgagranticka </w:t>
-      </w:r>
-      <w:r>
-        <w:rPr>
-          <w:i/>
-        </w:rPr>
-        <w:t>Porodaedalea abietis</w:t>
-      </w:r>
-      <w:r>
-        <w:t xml:space="preserve"> (LC) och </w:t>
-      </w:r>
-      <w:r>
-        <w:rPr>
-          <w:i/>
-        </w:rPr>
-        <w:t>Porodaedalea chrysoloma</w:t>
-      </w:r>
-      <w:r>
-        <w:t xml:space="preserve"> (DD). Den nordligare arten, tajgagranticka, bildar större fruktkroppar och har sin främsta förekomst i norra Sverige, medan den mer tunnköttiga arten, </w:t>
-      </w:r>
-      <w:r>
-        <w:rPr>
-          <w:i/>
-        </w:rPr>
-        <w:t>P. chrysoloma</w:t>
-      </w:r>
-      <w:r>
-        <w:t>, förekommer i sydöstra Sverige och på Gotland (SLU Artdatabanken, 2026; Nitare &amp; Skogsstyrelsen, 2019).</w:t>
+        <w:t>Vi önskar även ta del av de ställningstaganden och beslut som myndigheten meddelar till följd av aktuell avverkningsanmälan och föreningens inlaga (se 34 § förvaltningslagen).</w:t>
       </w:r>
     </w:p>
     <w:p>
       <w:r>
-        <w:rPr>
-          <w:b/>
-        </w:rPr>
-        <w:t>Vitgrynig nållav (NT)</w:t>
-      </w:r>
-      <w:r>
-        <w:t xml:space="preserve"> växer nästan uteslutande på bark av gamla, senvuxna granar i skuggiga lägen med hög och jämn luftfuktighet. Den vanligaste naturtypen för arten är kontinuitetsskogar på frisk mark men den finns också i sumpgranskogar. På lång sikt utgör avverkningar av olikåldriga granskogar av naturskogskaraktär ett allvarligt hot mot arten och skogsbruksåtgärder på eller i närheten av växtplatserna bör undvikas. Naturskogsartade, fuktiga granskogar med förekomster av arten signalerar höga biologiska värden och bör bevaras (SLU Artdatabanken, 2024; Nitare &amp; Skogsstyrelsen, 2019).</w:t>
+        <w:t>Nedan beskrivs fynd av naturvårdsarter och fridlysta arter som gjorts i det avverkningsanmälda området. I BILAGA 1 finns artfakta om fridlysta arter.</w:t>
       </w:r>
     </w:p>
     <w:p>
@@ -173,12 +86,30 @@
         <w:pStyle w:val="Heading1"/>
       </w:pPr>
       <w:r>
+        <w:t>Naturvårdsarter</w:t>
+      </w:r>
+    </w:p>
+    <w:p>
+      <w:r>
+        <w:t>I och inom 19 meter från avverkningsanmälan har följande 5 naturvårdsarter hittats: garnlav (VU, T), tretåig hackspett (NT, T, §4), vitgrynig nållav (NT), järpe (T, §4) och spillkråka (T, §4). Av dessa är 3 rödlistade. För rödlistade arter har rödlistekategorin angivits inom parentes. Typiska arter inom Natura 2000 som är kopplade till skogsekosystem har markerats med (T). För fridlysta arter anges även paragrafen i Artskyddsförordningen som arten är fridlyst enligt.</w:t>
+      </w:r>
+    </w:p>
+    <w:p>
+      <w:r>
+        <w:t>De påträffade naturvårdsarterna är ett tydligt kvitto på att det rör sig om en skog med höga naturvärden.</w:t>
+      </w:r>
+    </w:p>
+    <w:p>
+      <w:pPr>
+        <w:pStyle w:val="Heading2"/>
+      </w:pPr>
+      <w:r>
         <w:t>Fridlysta arter</w:t>
       </w:r>
     </w:p>
     <w:p>
       <w:r>
-        <w:t>Följande fridlysta arter har sina livsmiljöer och växtplatser i den avverkningsanmälda skogen: järpe (NT, §4), spillkråka (NT, §4) och tretåig hackspett (NT, §4).</w:t>
+        <w:t>Följande fridlysta arter har sina livsmiljöer och växtplatser i den avverkningsanmälda skogen: tretåig hackspett (NT, T, §4), järpe (T, §4) och spillkråka (T, §4).</w:t>
       </w:r>
     </w:p>
     <w:p>
@@ -285,6 +216,54 @@
     <w:p>
       <w:r>
         <w:t>I BILAGA 1 finns mer detaljerad information om ekologi samt krav på livsmiljö hos fridlysta arter.</w:t>
+      </w:r>
+    </w:p>
+    <w:p>
+      <w:pPr>
+        <w:pStyle w:val="Heading2"/>
+      </w:pPr>
+      <w:r>
+        <w:t>Övriga naturvårdsarter</w:t>
+      </w:r>
+    </w:p>
+    <w:p>
+      <w:r>
+        <w:rPr>
+          <w:b/>
+        </w:rPr>
+        <w:t>Garnlav (VU)</w:t>
+      </w:r>
+      <w:r>
+        <w:t xml:space="preserve"> är en utpräglad barrskogsart som ibland kan drapera träden i norrländska grannaturskogar med hög luftfuktighet. Den förekommer även i talldominerade bestånd där den, förutom i trädens grenverk, påträffas hängande över ojämnheter i tallbarken. Arten har minskat starkt i södra och mellersta Sverige och den minskar även i sitt nordliga utbredningsområde. Minskningstakten uppgår till 30 (20–50) % inom 50 år och överstiger gränsvärdet för Sårbar (VU). Orsaken till tillbakagången beror främst på slutavverkningar av naturskogsartade skogar. Bestånd med riklig förekomst bör regelmässigt sparas, vilket även gynnar flera andra sällsynta och rödlistade arter. Garnlav är värdväxt för den mycket sällsynta och akut hotade fjärilen barrskogslavfly (CR) som hör hemma i boreala barrskogar med riklig förekomst av värdväxten. Tidigare kunde arten konstateras årligen på flera platser vid Dala-Floda i Dalarna innan lokalerna kalavverkades. Senaste fyndet i landet av barrskogslavfly är från år 2000 då den påträffades vid Högberget i Sollefteå kommun. Garnlav är typisk art för </w:t>
+      </w:r>
+      <w:r>
+        <w:rPr>
+          <w:i/>
+        </w:rPr>
+        <w:t xml:space="preserve">9010 Taiga </w:t>
+      </w:r>
+      <w:r>
+        <w:t>och</w:t>
+      </w:r>
+      <w:r>
+        <w:rPr>
+          <w:i/>
+        </w:rPr>
+        <w:t xml:space="preserve"> 9070 Trädklädd betesmark</w:t>
+      </w:r>
+      <w:r>
+        <w:t xml:space="preserve"> (SLU Artdatabanken, 2026).</w:t>
+      </w:r>
+    </w:p>
+    <w:p>
+      <w:r>
+        <w:rPr>
+          <w:b/>
+        </w:rPr>
+        <w:t>Vitgrynig nållav (NT)</w:t>
+      </w:r>
+      <w:r>
+        <w:t xml:space="preserve"> växer nästan uteslutande på bark av gamla, senvuxna granar i skuggiga lägen med hög och jämn luftfuktighet. Den vanligaste naturtypen för arten är kontinuitetsskogar på frisk mark men den finns också i sumpgranskogar. På lång sikt utgör avverkningar av olikåldriga granskogar av naturskogskaraktär ett allvarligt hot mot arten och skogsbruksåtgärder på eller i närheten av växtplatserna bör undvikas. Naturskogsartade, fuktiga granskogar med förekomster av arten signalerar höga biologiska värden och bör bevaras (SLU Artdatabanken, 2024; Nitare &amp; Skogsstyrelsen, 2019).</w:t>
       </w:r>
     </w:p>
     <w:p>
@@ -649,7 +628,7 @@
 </file>
 
 <file path=word/endnotes.xml><?xml version="1.0" encoding="utf-8"?>
-<w:endnotes xmlns:wpc="http://schemas.microsoft.com/office/word/2010/wordprocessingCanvas" xmlns:cx="http://schemas.microsoft.com/office/drawing/2014/chartex" xmlns:cx1="http://schemas.microsoft.com/office/drawing/2015/9/8/chartex" xmlns:cx2="http://schemas.microsoft.com/office/drawing/2015/10/21/chartex" xmlns:cx3="http://schemas.microsoft.com/office/drawing/2016/5/9/chartex" xmlns:cx4="http://schemas.microsoft.com/office/drawing/2016/5/10/chartex" xmlns:cx5="http://schemas.microsoft.com/office/drawing/2016/5/11/chartex" xmlns:cx6="http://schemas.microsoft.com/office/drawing/2016/5/12/chartex" xmlns:cx7="http://schemas.microsoft.com/office/drawing/2016/5/13/chartex" xmlns:cx8="http://schemas.microsoft.com/office/drawing/2016/5/14/chartex" xmlns:mc="http://schemas.openxmlformats.org/markup-compatibility/2006" xmlns:aink="http://schemas.microsoft.com/office/drawing/2016/ink" xmlns:am3d="http://schemas.microsoft.com/office/drawing/2017/model3d" xmlns:o="urn:schemas-microsoft-com:office:office" xmlns:oel="http://schemas.microsoft.com/office/2019/extlst" xmlns:r="http://schemas.openxmlformats.org/officeDocument/2006/relationships" xmlns:m="http://schemas.openxmlformats.org/officeDocument/2006/math" xmlns:v="urn:schemas-microsoft-com:vml" xmlns:wp14="http://schemas.microsoft.com/office/word/2010/wordprocessingDrawing" xmlns:wp="http://schemas.openxmlformats.org/drawingml/2006/wordprocessingDrawing" xmlns:w10="urn:schemas-microsoft-com:office:word" xmlns:w="http://schemas.openxmlformats.org/wordprocessingml/2006/main" xmlns:w14="http://schemas.microsoft.com/office/word/2010/wordml" xmlns:w15="http://schemas.microsoft.com/office/word/2012/wordml" xmlns:w16cex="http://schemas.microsoft.com/office/word/2018/wordml/cex" xmlns:w16cid="http://schemas.microsoft.com/office/word/2016/wordml/cid" xmlns:w16="http://schemas.microsoft.com/office/word/2018/wordml" xmlns:w16sdtdh="http://schemas.microsoft.com/office/word/2020/wordml/sdtdatahash" xmlns:w16se="http://schemas.microsoft.com/office/word/2015/wordml/symex" xmlns:wpg="http://schemas.microsoft.com/office/word/2010/wordprocessingGroup" xmlns:wpi="http://schemas.microsoft.com/office/word/2010/wordprocessingInk" xmlns:wne="http://schemas.microsoft.com/office/word/2006/wordml" xmlns:wps="http://schemas.microsoft.com/office/word/2010/wordprocessingShape" mc:Ignorable="w14 w15 w16se w16cid w16 w16cex w16sdtdh wp14">
+<w:endnotes xmlns:wpc="http://schemas.microsoft.com/office/word/2010/wordprocessingCanvas" xmlns:cx="http://schemas.microsoft.com/office/drawing/2014/chartex" xmlns:cx1="http://schemas.microsoft.com/office/drawing/2015/9/8/chartex" xmlns:cx2="http://schemas.microsoft.com/office/drawing/2015/10/21/chartex" xmlns:cx3="http://schemas.microsoft.com/office/drawing/2016/5/9/chartex" xmlns:cx4="http://schemas.microsoft.com/office/drawing/2016/5/10/chartex" xmlns:cx5="http://schemas.microsoft.com/office/drawing/2016/5/11/chartex" xmlns:cx6="http://schemas.microsoft.com/office/drawing/2016/5/12/chartex" xmlns:cx7="http://schemas.microsoft.com/office/drawing/2016/5/13/chartex" xmlns:cx8="http://schemas.microsoft.com/office/drawing/2016/5/14/chartex" xmlns:mc="http://schemas.openxmlformats.org/markup-compatibility/2006" xmlns:aink="http://schemas.microsoft.com/office/drawing/2016/ink" xmlns:am3d="http://schemas.microsoft.com/office/drawing/2017/model3d" xmlns:o="urn:schemas-microsoft-com:office:office" xmlns:oel="http://schemas.microsoft.com/office/2019/extlst" xmlns:r="http://schemas.openxmlformats.org/officeDocument/2006/relationships" xmlns:m="http://schemas.openxmlformats.org/officeDocument/2006/math" xmlns:v="urn:schemas-microsoft-com:vml" xmlns:wp14="http://schemas.microsoft.com/office/word/2010/wordprocessingDrawing" xmlns:wp="http://schemas.openxmlformats.org/drawingml/2006/wordprocessingDrawing" xmlns:w10="urn:schemas-microsoft-com:office:word" xmlns:w="http://schemas.openxmlformats.org/wordprocessingml/2006/main" xmlns:w14="http://schemas.microsoft.com/office/word/2010/wordml" xmlns:w15="http://schemas.microsoft.com/office/word/2012/wordml" xmlns:w16cex="http://schemas.microsoft.com/office/word/2018/wordml/cex" xmlns:w16cid="http://schemas.microsoft.com/office/word/2016/wordml/cid" xmlns:w16="http://schemas.microsoft.com/office/word/2018/wordml" xmlns:w16du="http://schemas.microsoft.com/office/word/2023/wordml/word16du" xmlns:w16sdtdh="http://schemas.microsoft.com/office/word/2020/wordml/sdtdatahash" xmlns:w16sdtfl="http://schemas.microsoft.com/office/word/2024/wordml/sdtformatlock" xmlns:w16se="http://schemas.microsoft.com/office/word/2015/wordml/symex" xmlns:wpg="http://schemas.microsoft.com/office/word/2010/wordprocessingGroup" xmlns:wpi="http://schemas.microsoft.com/office/word/2010/wordprocessingInk" xmlns:wne="http://schemas.microsoft.com/office/word/2006/wordml" xmlns:wps="http://schemas.microsoft.com/office/word/2010/wordprocessingShape" mc:Ignorable="w14 w15 w16se w16cid w16 w16cex w16sdtdh w16sdtfl w16du wp14">
   <w:endnote w:type="separator" w:id="-1">
     <w:p>
       <w:pPr>
@@ -674,7 +653,7 @@
 </file>
 
 <file path=word/footer1.xml><?xml version="1.0" encoding="utf-8"?>
-<w:ftr xmlns:wpc="http://schemas.microsoft.com/office/word/2010/wordprocessingCanvas" xmlns:cx="http://schemas.microsoft.com/office/drawing/2014/chartex" xmlns:cx1="http://schemas.microsoft.com/office/drawing/2015/9/8/chartex" xmlns:cx2="http://schemas.microsoft.com/office/drawing/2015/10/21/chartex" xmlns:cx3="http://schemas.microsoft.com/office/drawing/2016/5/9/chartex" xmlns:cx4="http://schemas.microsoft.com/office/drawing/2016/5/10/chartex" xmlns:cx5="http://schemas.microsoft.com/office/drawing/2016/5/11/chartex" xmlns:cx6="http://schemas.microsoft.com/office/drawing/2016/5/12/chartex" xmlns:cx7="http://schemas.microsoft.com/office/drawing/2016/5/13/chartex" xmlns:cx8="http://schemas.microsoft.com/office/drawing/2016/5/14/chartex" xmlns:mc="http://schemas.openxmlformats.org/markup-compatibility/2006" xmlns:aink="http://schemas.microsoft.com/office/drawing/2016/ink" xmlns:am3d="http://schemas.microsoft.com/office/drawing/2017/model3d" xmlns:o="urn:schemas-microsoft-com:office:office" xmlns:oel="http://schemas.microsoft.com/office/2019/extlst" xmlns:r="http://schemas.openxmlformats.org/officeDocument/2006/relationships" xmlns:m="http://schemas.openxmlformats.org/officeDocument/2006/math" xmlns:v="urn:schemas-microsoft-com:vml" xmlns:wp14="http://schemas.microsoft.com/office/word/2010/wordprocessingDrawing" xmlns:wp="http://schemas.openxmlformats.org/drawingml/2006/wordprocessingDrawing" xmlns:w10="urn:schemas-microsoft-com:office:word" xmlns:w="http://schemas.openxmlformats.org/wordprocessingml/2006/main" xmlns:w14="http://schemas.microsoft.com/office/word/2010/wordml" xmlns:w15="http://schemas.microsoft.com/office/word/2012/wordml" xmlns:w16cex="http://schemas.microsoft.com/office/word/2018/wordml/cex" xmlns:w16cid="http://schemas.microsoft.com/office/word/2016/wordml/cid" xmlns:w16="http://schemas.microsoft.com/office/word/2018/wordml" xmlns:w16sdtdh="http://schemas.microsoft.com/office/word/2020/wordml/sdtdatahash" xmlns:w16se="http://schemas.microsoft.com/office/word/2015/wordml/symex" xmlns:wpg="http://schemas.microsoft.com/office/word/2010/wordprocessingGroup" xmlns:wpi="http://schemas.microsoft.com/office/word/2010/wordprocessingInk" xmlns:wne="http://schemas.microsoft.com/office/word/2006/wordml" xmlns:wps="http://schemas.microsoft.com/office/word/2010/wordprocessingShape" mc:Ignorable="w14 w15 w16se w16cid w16 w16cex w16sdtdh wp14">
+<w:ftr xmlns:wpc="http://schemas.microsoft.com/office/word/2010/wordprocessingCanvas" xmlns:cx="http://schemas.microsoft.com/office/drawing/2014/chartex" xmlns:cx1="http://schemas.microsoft.com/office/drawing/2015/9/8/chartex" xmlns:cx2="http://schemas.microsoft.com/office/drawing/2015/10/21/chartex" xmlns:cx3="http://schemas.microsoft.com/office/drawing/2016/5/9/chartex" xmlns:cx4="http://schemas.microsoft.com/office/drawing/2016/5/10/chartex" xmlns:cx5="http://schemas.microsoft.com/office/drawing/2016/5/11/chartex" xmlns:cx6="http://schemas.microsoft.com/office/drawing/2016/5/12/chartex" xmlns:cx7="http://schemas.microsoft.com/office/drawing/2016/5/13/chartex" xmlns:cx8="http://schemas.microsoft.com/office/drawing/2016/5/14/chartex" xmlns:mc="http://schemas.openxmlformats.org/markup-compatibility/2006" xmlns:aink="http://schemas.microsoft.com/office/drawing/2016/ink" xmlns:am3d="http://schemas.microsoft.com/office/drawing/2017/model3d" xmlns:o="urn:schemas-microsoft-com:office:office" xmlns:oel="http://schemas.microsoft.com/office/2019/extlst" xmlns:r="http://schemas.openxmlformats.org/officeDocument/2006/relationships" xmlns:m="http://schemas.openxmlformats.org/officeDocument/2006/math" xmlns:v="urn:schemas-microsoft-com:vml" xmlns:wp14="http://schemas.microsoft.com/office/word/2010/wordprocessingDrawing" xmlns:wp="http://schemas.openxmlformats.org/drawingml/2006/wordprocessingDrawing" xmlns:w10="urn:schemas-microsoft-com:office:word" xmlns:w="http://schemas.openxmlformats.org/wordprocessingml/2006/main" xmlns:w14="http://schemas.microsoft.com/office/word/2010/wordml" xmlns:w15="http://schemas.microsoft.com/office/word/2012/wordml" xmlns:w16cex="http://schemas.microsoft.com/office/word/2018/wordml/cex" xmlns:w16cid="http://schemas.microsoft.com/office/word/2016/wordml/cid" xmlns:w16="http://schemas.microsoft.com/office/word/2018/wordml" xmlns:w16du="http://schemas.microsoft.com/office/word/2023/wordml/word16du" xmlns:w16sdtdh="http://schemas.microsoft.com/office/word/2020/wordml/sdtdatahash" xmlns:w16sdtfl="http://schemas.microsoft.com/office/word/2024/wordml/sdtformatlock" xmlns:w16se="http://schemas.microsoft.com/office/word/2015/wordml/symex" xmlns:wpg="http://schemas.microsoft.com/office/word/2010/wordprocessingGroup" xmlns:wpi="http://schemas.microsoft.com/office/word/2010/wordprocessingInk" xmlns:wne="http://schemas.microsoft.com/office/word/2006/wordml" xmlns:wps="http://schemas.microsoft.com/office/word/2010/wordprocessingShape" mc:Ignorable="w14 w15 w16se w16cid w16 w16cex w16sdtdh w16sdtfl w16du wp14">
   <w:p>
     <w:pPr>
       <w:pStyle w:val="Footer"/>
@@ -684,7 +663,7 @@
 </file>
 
 <file path=word/footer2.xml><?xml version="1.0" encoding="utf-8"?>
-<w:ftr xmlns:wpc="http://schemas.microsoft.com/office/word/2010/wordprocessingCanvas" xmlns:cx="http://schemas.microsoft.com/office/drawing/2014/chartex" xmlns:cx1="http://schemas.microsoft.com/office/drawing/2015/9/8/chartex" xmlns:cx2="http://schemas.microsoft.com/office/drawing/2015/10/21/chartex" xmlns:cx3="http://schemas.microsoft.com/office/drawing/2016/5/9/chartex" xmlns:cx4="http://schemas.microsoft.com/office/drawing/2016/5/10/chartex" xmlns:cx5="http://schemas.microsoft.com/office/drawing/2016/5/11/chartex" xmlns:cx6="http://schemas.microsoft.com/office/drawing/2016/5/12/chartex" xmlns:cx7="http://schemas.microsoft.com/office/drawing/2016/5/13/chartex" xmlns:cx8="http://schemas.microsoft.com/office/drawing/2016/5/14/chartex" xmlns:mc="http://schemas.openxmlformats.org/markup-compatibility/2006" xmlns:aink="http://schemas.microsoft.com/office/drawing/2016/ink" xmlns:am3d="http://schemas.microsoft.com/office/drawing/2017/model3d" xmlns:o="urn:schemas-microsoft-com:office:office" xmlns:oel="http://schemas.microsoft.com/office/2019/extlst" xmlns:r="http://schemas.openxmlformats.org/officeDocument/2006/relationships" xmlns:m="http://schemas.openxmlformats.org/officeDocument/2006/math" xmlns:v="urn:schemas-microsoft-com:vml" xmlns:wp14="http://schemas.microsoft.com/office/word/2010/wordprocessingDrawing" xmlns:wp="http://schemas.openxmlformats.org/drawingml/2006/wordprocessingDrawing" xmlns:w10="urn:schemas-microsoft-com:office:word" xmlns:w="http://schemas.openxmlformats.org/wordprocessingml/2006/main" xmlns:w14="http://schemas.microsoft.com/office/word/2010/wordml" xmlns:w15="http://schemas.microsoft.com/office/word/2012/wordml" xmlns:w16cex="http://schemas.microsoft.com/office/word/2018/wordml/cex" xmlns:w16cid="http://schemas.microsoft.com/office/word/2016/wordml/cid" xmlns:w16="http://schemas.microsoft.com/office/word/2018/wordml" xmlns:w16sdtdh="http://schemas.microsoft.com/office/word/2020/wordml/sdtdatahash" xmlns:w16se="http://schemas.microsoft.com/office/word/2015/wordml/symex" xmlns:wpg="http://schemas.microsoft.com/office/word/2010/wordprocessingGroup" xmlns:wpi="http://schemas.microsoft.com/office/word/2010/wordprocessingInk" xmlns:wne="http://schemas.microsoft.com/office/word/2006/wordml" xmlns:wps="http://schemas.microsoft.com/office/word/2010/wordprocessingShape" mc:Ignorable="w14 w15 w16se w16cid w16 w16cex w16sdtdh wp14">
+<w:ftr xmlns:wpc="http://schemas.microsoft.com/office/word/2010/wordprocessingCanvas" xmlns:cx="http://schemas.microsoft.com/office/drawing/2014/chartex" xmlns:cx1="http://schemas.microsoft.com/office/drawing/2015/9/8/chartex" xmlns:cx2="http://schemas.microsoft.com/office/drawing/2015/10/21/chartex" xmlns:cx3="http://schemas.microsoft.com/office/drawing/2016/5/9/chartex" xmlns:cx4="http://schemas.microsoft.com/office/drawing/2016/5/10/chartex" xmlns:cx5="http://schemas.microsoft.com/office/drawing/2016/5/11/chartex" xmlns:cx6="http://schemas.microsoft.com/office/drawing/2016/5/12/chartex" xmlns:cx7="http://schemas.microsoft.com/office/drawing/2016/5/13/chartex" xmlns:cx8="http://schemas.microsoft.com/office/drawing/2016/5/14/chartex" xmlns:mc="http://schemas.openxmlformats.org/markup-compatibility/2006" xmlns:aink="http://schemas.microsoft.com/office/drawing/2016/ink" xmlns:am3d="http://schemas.microsoft.com/office/drawing/2017/model3d" xmlns:o="urn:schemas-microsoft-com:office:office" xmlns:oel="http://schemas.microsoft.com/office/2019/extlst" xmlns:r="http://schemas.openxmlformats.org/officeDocument/2006/relationships" xmlns:m="http://schemas.openxmlformats.org/officeDocument/2006/math" xmlns:v="urn:schemas-microsoft-com:vml" xmlns:wp14="http://schemas.microsoft.com/office/word/2010/wordprocessingDrawing" xmlns:wp="http://schemas.openxmlformats.org/drawingml/2006/wordprocessingDrawing" xmlns:w10="urn:schemas-microsoft-com:office:word" xmlns:w="http://schemas.openxmlformats.org/wordprocessingml/2006/main" xmlns:w14="http://schemas.microsoft.com/office/word/2010/wordml" xmlns:w15="http://schemas.microsoft.com/office/word/2012/wordml" xmlns:w16cex="http://schemas.microsoft.com/office/word/2018/wordml/cex" xmlns:w16cid="http://schemas.microsoft.com/office/word/2016/wordml/cid" xmlns:w16="http://schemas.microsoft.com/office/word/2018/wordml" xmlns:w16du="http://schemas.microsoft.com/office/word/2023/wordml/word16du" xmlns:w16sdtdh="http://schemas.microsoft.com/office/word/2020/wordml/sdtdatahash" xmlns:w16sdtfl="http://schemas.microsoft.com/office/word/2024/wordml/sdtformatlock" xmlns:w16se="http://schemas.microsoft.com/office/word/2015/wordml/symex" xmlns:wpg="http://schemas.microsoft.com/office/word/2010/wordprocessingGroup" xmlns:wpi="http://schemas.microsoft.com/office/word/2010/wordprocessingInk" xmlns:wne="http://schemas.microsoft.com/office/word/2006/wordml" xmlns:wps="http://schemas.microsoft.com/office/word/2010/wordprocessingShape" mc:Ignorable="w14 w15 w16se w16cid w16 w16cex w16sdtdh w16sdtfl w16du wp14">
   <w:p>
     <w:pPr>
       <w:pStyle w:val="Footer"/>
@@ -694,7 +673,7 @@
 </file>
 
 <file path=word/footer3.xml><?xml version="1.0" encoding="utf-8"?>
-<w:ftr xmlns:wpc="http://schemas.microsoft.com/office/word/2010/wordprocessingCanvas" xmlns:cx="http://schemas.microsoft.com/office/drawing/2014/chartex" xmlns:cx1="http://schemas.microsoft.com/office/drawing/2015/9/8/chartex" xmlns:cx2="http://schemas.microsoft.com/office/drawing/2015/10/21/chartex" xmlns:cx3="http://schemas.microsoft.com/office/drawing/2016/5/9/chartex" xmlns:cx4="http://schemas.microsoft.com/office/drawing/2016/5/10/chartex" xmlns:cx5="http://schemas.microsoft.com/office/drawing/2016/5/11/chartex" xmlns:cx6="http://schemas.microsoft.com/office/drawing/2016/5/12/chartex" xmlns:cx7="http://schemas.microsoft.com/office/drawing/2016/5/13/chartex" xmlns:cx8="http://schemas.microsoft.com/office/drawing/2016/5/14/chartex" xmlns:mc="http://schemas.openxmlformats.org/markup-compatibility/2006" xmlns:aink="http://schemas.microsoft.com/office/drawing/2016/ink" xmlns:am3d="http://schemas.microsoft.com/office/drawing/2017/model3d" xmlns:o="urn:schemas-microsoft-com:office:office" xmlns:oel="http://schemas.microsoft.com/office/2019/extlst" xmlns:r="http://schemas.openxmlformats.org/officeDocument/2006/relationships" xmlns:m="http://schemas.openxmlformats.org/officeDocument/2006/math" xmlns:v="urn:schemas-microsoft-com:vml" xmlns:wp14="http://schemas.microsoft.com/office/word/2010/wordprocessingDrawing" xmlns:wp="http://schemas.openxmlformats.org/drawingml/2006/wordprocessingDrawing" xmlns:w10="urn:schemas-microsoft-com:office:word" xmlns:w="http://schemas.openxmlformats.org/wordprocessingml/2006/main" xmlns:w14="http://schemas.microsoft.com/office/word/2010/wordml" xmlns:w15="http://schemas.microsoft.com/office/word/2012/wordml" xmlns:w16cex="http://schemas.microsoft.com/office/word/2018/wordml/cex" xmlns:w16cid="http://schemas.microsoft.com/office/word/2016/wordml/cid" xmlns:w16="http://schemas.microsoft.com/office/word/2018/wordml" xmlns:w16sdtdh="http://schemas.microsoft.com/office/word/2020/wordml/sdtdatahash" xmlns:w16se="http://schemas.microsoft.com/office/word/2015/wordml/symex" xmlns:wpg="http://schemas.microsoft.com/office/word/2010/wordprocessingGroup" xmlns:wpi="http://schemas.microsoft.com/office/word/2010/wordprocessingInk" xmlns:wne="http://schemas.microsoft.com/office/word/2006/wordml" xmlns:wps="http://schemas.microsoft.com/office/word/2010/wordprocessingShape" mc:Ignorable="w14 w15 w16se w16cid w16 w16cex w16sdtdh wp14">
+<w:ftr xmlns:wpc="http://schemas.microsoft.com/office/word/2010/wordprocessingCanvas" xmlns:cx="http://schemas.microsoft.com/office/drawing/2014/chartex" xmlns:cx1="http://schemas.microsoft.com/office/drawing/2015/9/8/chartex" xmlns:cx2="http://schemas.microsoft.com/office/drawing/2015/10/21/chartex" xmlns:cx3="http://schemas.microsoft.com/office/drawing/2016/5/9/chartex" xmlns:cx4="http://schemas.microsoft.com/office/drawing/2016/5/10/chartex" xmlns:cx5="http://schemas.microsoft.com/office/drawing/2016/5/11/chartex" xmlns:cx6="http://schemas.microsoft.com/office/drawing/2016/5/12/chartex" xmlns:cx7="http://schemas.microsoft.com/office/drawing/2016/5/13/chartex" xmlns:cx8="http://schemas.microsoft.com/office/drawing/2016/5/14/chartex" xmlns:mc="http://schemas.openxmlformats.org/markup-compatibility/2006" xmlns:aink="http://schemas.microsoft.com/office/drawing/2016/ink" xmlns:am3d="http://schemas.microsoft.com/office/drawing/2017/model3d" xmlns:o="urn:schemas-microsoft-com:office:office" xmlns:oel="http://schemas.microsoft.com/office/2019/extlst" xmlns:r="http://schemas.openxmlformats.org/officeDocument/2006/relationships" xmlns:m="http://schemas.openxmlformats.org/officeDocument/2006/math" xmlns:v="urn:schemas-microsoft-com:vml" xmlns:wp14="http://schemas.microsoft.com/office/word/2010/wordprocessingDrawing" xmlns:wp="http://schemas.openxmlformats.org/drawingml/2006/wordprocessingDrawing" xmlns:w10="urn:schemas-microsoft-com:office:word" xmlns:w="http://schemas.openxmlformats.org/wordprocessingml/2006/main" xmlns:w14="http://schemas.microsoft.com/office/word/2010/wordml" xmlns:w15="http://schemas.microsoft.com/office/word/2012/wordml" xmlns:w16cex="http://schemas.microsoft.com/office/word/2018/wordml/cex" xmlns:w16cid="http://schemas.microsoft.com/office/word/2016/wordml/cid" xmlns:w16="http://schemas.microsoft.com/office/word/2018/wordml" xmlns:w16du="http://schemas.microsoft.com/office/word/2023/wordml/word16du" xmlns:w16sdtdh="http://schemas.microsoft.com/office/word/2020/wordml/sdtdatahash" xmlns:w16sdtfl="http://schemas.microsoft.com/office/word/2024/wordml/sdtformatlock" xmlns:w16se="http://schemas.microsoft.com/office/word/2015/wordml/symex" xmlns:wpg="http://schemas.microsoft.com/office/word/2010/wordprocessingGroup" xmlns:wpi="http://schemas.microsoft.com/office/word/2010/wordprocessingInk" xmlns:wne="http://schemas.microsoft.com/office/word/2006/wordml" xmlns:wps="http://schemas.microsoft.com/office/word/2010/wordprocessingShape" mc:Ignorable="w14 w15 w16se w16cid w16 w16cex w16sdtdh w16sdtfl w16du wp14">
   <w:p>
     <w:pPr>
       <w:pStyle w:val="Footer"/>
@@ -704,7 +683,7 @@
 </file>
 
 <file path=word/footnotes.xml><?xml version="1.0" encoding="utf-8"?>
-<w:footnotes xmlns:wpc="http://schemas.microsoft.com/office/word/2010/wordprocessingCanvas" xmlns:cx="http://schemas.microsoft.com/office/drawing/2014/chartex" xmlns:cx1="http://schemas.microsoft.com/office/drawing/2015/9/8/chartex" xmlns:cx2="http://schemas.microsoft.com/office/drawing/2015/10/21/chartex" xmlns:cx3="http://schemas.microsoft.com/office/drawing/2016/5/9/chartex" xmlns:cx4="http://schemas.microsoft.com/office/drawing/2016/5/10/chartex" xmlns:cx5="http://schemas.microsoft.com/office/drawing/2016/5/11/chartex" xmlns:cx6="http://schemas.microsoft.com/office/drawing/2016/5/12/chartex" xmlns:cx7="http://schemas.microsoft.com/office/drawing/2016/5/13/chartex" xmlns:cx8="http://schemas.microsoft.com/office/drawing/2016/5/14/chartex" xmlns:mc="http://schemas.openxmlformats.org/markup-compatibility/2006" xmlns:aink="http://schemas.microsoft.com/office/drawing/2016/ink" xmlns:am3d="http://schemas.microsoft.com/office/drawing/2017/model3d" xmlns:o="urn:schemas-microsoft-com:office:office" xmlns:oel="http://schemas.microsoft.com/office/2019/extlst" xmlns:r="http://schemas.openxmlformats.org/officeDocument/2006/relationships" xmlns:m="http://schemas.openxmlformats.org/officeDocument/2006/math" xmlns:v="urn:schemas-microsoft-com:vml" xmlns:wp14="http://schemas.microsoft.com/office/word/2010/wordprocessingDrawing" xmlns:wp="http://schemas.openxmlformats.org/drawingml/2006/wordprocessingDrawing" xmlns:w10="urn:schemas-microsoft-com:office:word" xmlns:w="http://schemas.openxmlformats.org/wordprocessingml/2006/main" xmlns:w14="http://schemas.microsoft.com/office/word/2010/wordml" xmlns:w15="http://schemas.microsoft.com/office/word/2012/wordml" xmlns:w16cex="http://schemas.microsoft.com/office/word/2018/wordml/cex" xmlns:w16cid="http://schemas.microsoft.com/office/word/2016/wordml/cid" xmlns:w16="http://schemas.microsoft.com/office/word/2018/wordml" xmlns:w16sdtdh="http://schemas.microsoft.com/office/word/2020/wordml/sdtdatahash" xmlns:w16se="http://schemas.microsoft.com/office/word/2015/wordml/symex" xmlns:wpg="http://schemas.microsoft.com/office/word/2010/wordprocessingGroup" xmlns:wpi="http://schemas.microsoft.com/office/word/2010/wordprocessingInk" xmlns:wne="http://schemas.microsoft.com/office/word/2006/wordml" xmlns:wps="http://schemas.microsoft.com/office/word/2010/wordprocessingShape" mc:Ignorable="w14 w15 w16se w16cid w16 w16cex w16sdtdh wp14">
+<w:footnotes xmlns:wpc="http://schemas.microsoft.com/office/word/2010/wordprocessingCanvas" xmlns:cx="http://schemas.microsoft.com/office/drawing/2014/chartex" xmlns:cx1="http://schemas.microsoft.com/office/drawing/2015/9/8/chartex" xmlns:cx2="http://schemas.microsoft.com/office/drawing/2015/10/21/chartex" xmlns:cx3="http://schemas.microsoft.com/office/drawing/2016/5/9/chartex" xmlns:cx4="http://schemas.microsoft.com/office/drawing/2016/5/10/chartex" xmlns:cx5="http://schemas.microsoft.com/office/drawing/2016/5/11/chartex" xmlns:cx6="http://schemas.microsoft.com/office/drawing/2016/5/12/chartex" xmlns:cx7="http://schemas.microsoft.com/office/drawing/2016/5/13/chartex" xmlns:cx8="http://schemas.microsoft.com/office/drawing/2016/5/14/chartex" xmlns:mc="http://schemas.openxmlformats.org/markup-compatibility/2006" xmlns:aink="http://schemas.microsoft.com/office/drawing/2016/ink" xmlns:am3d="http://schemas.microsoft.com/office/drawing/2017/model3d" xmlns:o="urn:schemas-microsoft-com:office:office" xmlns:oel="http://schemas.microsoft.com/office/2019/extlst" xmlns:r="http://schemas.openxmlformats.org/officeDocument/2006/relationships" xmlns:m="http://schemas.openxmlformats.org/officeDocument/2006/math" xmlns:v="urn:schemas-microsoft-com:vml" xmlns:wp14="http://schemas.microsoft.com/office/word/2010/wordprocessingDrawing" xmlns:wp="http://schemas.openxmlformats.org/drawingml/2006/wordprocessingDrawing" xmlns:w10="urn:schemas-microsoft-com:office:word" xmlns:w="http://schemas.openxmlformats.org/wordprocessingml/2006/main" xmlns:w14="http://schemas.microsoft.com/office/word/2010/wordml" xmlns:w15="http://schemas.microsoft.com/office/word/2012/wordml" xmlns:w16cex="http://schemas.microsoft.com/office/word/2018/wordml/cex" xmlns:w16cid="http://schemas.microsoft.com/office/word/2016/wordml/cid" xmlns:w16="http://schemas.microsoft.com/office/word/2018/wordml" xmlns:w16du="http://schemas.microsoft.com/office/word/2023/wordml/word16du" xmlns:w16sdtdh="http://schemas.microsoft.com/office/word/2020/wordml/sdtdatahash" xmlns:w16sdtfl="http://schemas.microsoft.com/office/word/2024/wordml/sdtformatlock" xmlns:w16se="http://schemas.microsoft.com/office/word/2015/wordml/symex" xmlns:wpg="http://schemas.microsoft.com/office/word/2010/wordprocessingGroup" xmlns:wpi="http://schemas.microsoft.com/office/word/2010/wordprocessingInk" xmlns:wne="http://schemas.microsoft.com/office/word/2006/wordml" xmlns:wps="http://schemas.microsoft.com/office/word/2010/wordprocessingShape" mc:Ignorable="w14 w15 w16se w16cid w16 w16cex w16sdtdh w16sdtfl w16du wp14">
   <w:footnote w:type="separator" w:id="-1">
     <w:p>
       <w:pPr>
@@ -729,7 +708,7 @@
 </file>
 
 <file path=word/header1.xml><?xml version="1.0" encoding="utf-8"?>
-<w:hdr xmlns:wpc="http://schemas.microsoft.com/office/word/2010/wordprocessingCanvas" xmlns:cx="http://schemas.microsoft.com/office/drawing/2014/chartex" xmlns:cx1="http://schemas.microsoft.com/office/drawing/2015/9/8/chartex" xmlns:cx2="http://schemas.microsoft.com/office/drawing/2015/10/21/chartex" xmlns:cx3="http://schemas.microsoft.com/office/drawing/2016/5/9/chartex" xmlns:cx4="http://schemas.microsoft.com/office/drawing/2016/5/10/chartex" xmlns:cx5="http://schemas.microsoft.com/office/drawing/2016/5/11/chartex" xmlns:cx6="http://schemas.microsoft.com/office/drawing/2016/5/12/chartex" xmlns:cx7="http://schemas.microsoft.com/office/drawing/2016/5/13/chartex" xmlns:cx8="http://schemas.microsoft.com/office/drawing/2016/5/14/chartex" xmlns:mc="http://schemas.openxmlformats.org/markup-compatibility/2006" xmlns:aink="http://schemas.microsoft.com/office/drawing/2016/ink" xmlns:am3d="http://schemas.microsoft.com/office/drawing/2017/model3d" xmlns:o="urn:schemas-microsoft-com:office:office" xmlns:oel="http://schemas.microsoft.com/office/2019/extlst" xmlns:r="http://schemas.openxmlformats.org/officeDocument/2006/relationships" xmlns:m="http://schemas.openxmlformats.org/officeDocument/2006/math" xmlns:v="urn:schemas-microsoft-com:vml" xmlns:wp14="http://schemas.microsoft.com/office/word/2010/wordprocessingDrawing" xmlns:wp="http://schemas.openxmlformats.org/drawingml/2006/wordprocessingDrawing" xmlns:w10="urn:schemas-microsoft-com:office:word" xmlns:w="http://schemas.openxmlformats.org/wordprocessingml/2006/main" xmlns:w14="http://schemas.microsoft.com/office/word/2010/wordml" xmlns:w15="http://schemas.microsoft.com/office/word/2012/wordml" xmlns:w16cex="http://schemas.microsoft.com/office/word/2018/wordml/cex" xmlns:w16cid="http://schemas.microsoft.com/office/word/2016/wordml/cid" xmlns:w16="http://schemas.microsoft.com/office/word/2018/wordml" xmlns:w16sdtdh="http://schemas.microsoft.com/office/word/2020/wordml/sdtdatahash" xmlns:w16se="http://schemas.microsoft.com/office/word/2015/wordml/symex" xmlns:wpg="http://schemas.microsoft.com/office/word/2010/wordprocessingGroup" xmlns:wpi="http://schemas.microsoft.com/office/word/2010/wordprocessingInk" xmlns:wne="http://schemas.microsoft.com/office/word/2006/wordml" xmlns:wps="http://schemas.microsoft.com/office/word/2010/wordprocessingShape" mc:Ignorable="w14 w15 w16se w16cid w16 w16cex w16sdtdh wp14">
+<w:hdr xmlns:wpc="http://schemas.microsoft.com/office/word/2010/wordprocessingCanvas" xmlns:cx="http://schemas.microsoft.com/office/drawing/2014/chartex" xmlns:cx1="http://schemas.microsoft.com/office/drawing/2015/9/8/chartex" xmlns:cx2="http://schemas.microsoft.com/office/drawing/2015/10/21/chartex" xmlns:cx3="http://schemas.microsoft.com/office/drawing/2016/5/9/chartex" xmlns:cx4="http://schemas.microsoft.com/office/drawing/2016/5/10/chartex" xmlns:cx5="http://schemas.microsoft.com/office/drawing/2016/5/11/chartex" xmlns:cx6="http://schemas.microsoft.com/office/drawing/2016/5/12/chartex" xmlns:cx7="http://schemas.microsoft.com/office/drawing/2016/5/13/chartex" xmlns:cx8="http://schemas.microsoft.com/office/drawing/2016/5/14/chartex" xmlns:mc="http://schemas.openxmlformats.org/markup-compatibility/2006" xmlns:aink="http://schemas.microsoft.com/office/drawing/2016/ink" xmlns:am3d="http://schemas.microsoft.com/office/drawing/2017/model3d" xmlns:o="urn:schemas-microsoft-com:office:office" xmlns:oel="http://schemas.microsoft.com/office/2019/extlst" xmlns:r="http://schemas.openxmlformats.org/officeDocument/2006/relationships" xmlns:m="http://schemas.openxmlformats.org/officeDocument/2006/math" xmlns:v="urn:schemas-microsoft-com:vml" xmlns:wp14="http://schemas.microsoft.com/office/word/2010/wordprocessingDrawing" xmlns:wp="http://schemas.openxmlformats.org/drawingml/2006/wordprocessingDrawing" xmlns:w10="urn:schemas-microsoft-com:office:word" xmlns:w="http://schemas.openxmlformats.org/wordprocessingml/2006/main" xmlns:w14="http://schemas.microsoft.com/office/word/2010/wordml" xmlns:w15="http://schemas.microsoft.com/office/word/2012/wordml" xmlns:w16cex="http://schemas.microsoft.com/office/word/2018/wordml/cex" xmlns:w16cid="http://schemas.microsoft.com/office/word/2016/wordml/cid" xmlns:w16="http://schemas.microsoft.com/office/word/2018/wordml" xmlns:w16du="http://schemas.microsoft.com/office/word/2023/wordml/word16du" xmlns:w16sdtdh="http://schemas.microsoft.com/office/word/2020/wordml/sdtdatahash" xmlns:w16sdtfl="http://schemas.microsoft.com/office/word/2024/wordml/sdtformatlock" xmlns:w16se="http://schemas.microsoft.com/office/word/2015/wordml/symex" xmlns:wpg="http://schemas.microsoft.com/office/word/2010/wordprocessingGroup" xmlns:wpi="http://schemas.microsoft.com/office/word/2010/wordprocessingInk" xmlns:wne="http://schemas.microsoft.com/office/word/2006/wordml" xmlns:wps="http://schemas.microsoft.com/office/word/2010/wordprocessingShape" mc:Ignorable="w14 w15 w16se w16cid w16 w16cex w16sdtdh w16sdtfl w16du wp14">
   <w:p>
     <w:pPr>
       <w:pStyle w:val="Header"/>
@@ -739,7 +718,7 @@
 </file>
 
 <file path=word/header2.xml><?xml version="1.0" encoding="utf-8"?>
-<w:hdr xmlns:wpc="http://schemas.microsoft.com/office/word/2010/wordprocessingCanvas" xmlns:cx="http://schemas.microsoft.com/office/drawing/2014/chartex" xmlns:cx1="http://schemas.microsoft.com/office/drawing/2015/9/8/chartex" xmlns:cx2="http://schemas.microsoft.com/office/drawing/2015/10/21/chartex" xmlns:cx3="http://schemas.microsoft.com/office/drawing/2016/5/9/chartex" xmlns:cx4="http://schemas.microsoft.com/office/drawing/2016/5/10/chartex" xmlns:cx5="http://schemas.microsoft.com/office/drawing/2016/5/11/chartex" xmlns:cx6="http://schemas.microsoft.com/office/drawing/2016/5/12/chartex" xmlns:cx7="http://schemas.microsoft.com/office/drawing/2016/5/13/chartex" xmlns:cx8="http://schemas.microsoft.com/office/drawing/2016/5/14/chartex" xmlns:mc="http://schemas.openxmlformats.org/markup-compatibility/2006" xmlns:aink="http://schemas.microsoft.com/office/drawing/2016/ink" xmlns:am3d="http://schemas.microsoft.com/office/drawing/2017/model3d" xmlns:o="urn:schemas-microsoft-com:office:office" xmlns:oel="http://schemas.microsoft.com/office/2019/extlst" xmlns:r="http://schemas.openxmlformats.org/officeDocument/2006/relationships" xmlns:m="http://schemas.openxmlformats.org/officeDocument/2006/math" xmlns:v="urn:schemas-microsoft-com:vml" xmlns:wp14="http://schemas.microsoft.com/office/word/2010/wordprocessingDrawing" xmlns:wp="http://schemas.openxmlformats.org/drawingml/2006/wordprocessingDrawing" xmlns:w10="urn:schemas-microsoft-com:office:word" xmlns:w="http://schemas.openxmlformats.org/wordprocessingml/2006/main" xmlns:w14="http://schemas.microsoft.com/office/word/2010/wordml" xmlns:w15="http://schemas.microsoft.com/office/word/2012/wordml" xmlns:w16cex="http://schemas.microsoft.com/office/word/2018/wordml/cex" xmlns:w16cid="http://schemas.microsoft.com/office/word/2016/wordml/cid" xmlns:w16="http://schemas.microsoft.com/office/word/2018/wordml" xmlns:w16sdtdh="http://schemas.microsoft.com/office/word/2020/wordml/sdtdatahash" xmlns:w16se="http://schemas.microsoft.com/office/word/2015/wordml/symex" xmlns:wpg="http://schemas.microsoft.com/office/word/2010/wordprocessingGroup" xmlns:wpi="http://schemas.microsoft.com/office/word/2010/wordprocessingInk" xmlns:wne="http://schemas.microsoft.com/office/word/2006/wordml" xmlns:wps="http://schemas.microsoft.com/office/word/2010/wordprocessingShape" mc:Ignorable="w14 w15 w16se w16cid w16 w16cex w16sdtdh wp14">
+<w:hdr xmlns:wpc="http://schemas.microsoft.com/office/word/2010/wordprocessingCanvas" xmlns:cx="http://schemas.microsoft.com/office/drawing/2014/chartex" xmlns:cx1="http://schemas.microsoft.com/office/drawing/2015/9/8/chartex" xmlns:cx2="http://schemas.microsoft.com/office/drawing/2015/10/21/chartex" xmlns:cx3="http://schemas.microsoft.com/office/drawing/2016/5/9/chartex" xmlns:cx4="http://schemas.microsoft.com/office/drawing/2016/5/10/chartex" xmlns:cx5="http://schemas.microsoft.com/office/drawing/2016/5/11/chartex" xmlns:cx6="http://schemas.microsoft.com/office/drawing/2016/5/12/chartex" xmlns:cx7="http://schemas.microsoft.com/office/drawing/2016/5/13/chartex" xmlns:cx8="http://schemas.microsoft.com/office/drawing/2016/5/14/chartex" xmlns:mc="http://schemas.openxmlformats.org/markup-compatibility/2006" xmlns:aink="http://schemas.microsoft.com/office/drawing/2016/ink" xmlns:am3d="http://schemas.microsoft.com/office/drawing/2017/model3d" xmlns:o="urn:schemas-microsoft-com:office:office" xmlns:oel="http://schemas.microsoft.com/office/2019/extlst" xmlns:r="http://schemas.openxmlformats.org/officeDocument/2006/relationships" xmlns:m="http://schemas.openxmlformats.org/officeDocument/2006/math" xmlns:v="urn:schemas-microsoft-com:vml" xmlns:wp14="http://schemas.microsoft.com/office/word/2010/wordprocessingDrawing" xmlns:wp="http://schemas.openxmlformats.org/drawingml/2006/wordprocessingDrawing" xmlns:w10="urn:schemas-microsoft-com:office:word" xmlns:w="http://schemas.openxmlformats.org/wordprocessingml/2006/main" xmlns:w14="http://schemas.microsoft.com/office/word/2010/wordml" xmlns:w15="http://schemas.microsoft.com/office/word/2012/wordml" xmlns:w16cex="http://schemas.microsoft.com/office/word/2018/wordml/cex" xmlns:w16cid="http://schemas.microsoft.com/office/word/2016/wordml/cid" xmlns:w16="http://schemas.microsoft.com/office/word/2018/wordml" xmlns:w16du="http://schemas.microsoft.com/office/word/2023/wordml/word16du" xmlns:w16sdtdh="http://schemas.microsoft.com/office/word/2020/wordml/sdtdatahash" xmlns:w16sdtfl="http://schemas.microsoft.com/office/word/2024/wordml/sdtformatlock" xmlns:w16se="http://schemas.microsoft.com/office/word/2015/wordml/symex" xmlns:wpg="http://schemas.microsoft.com/office/word/2010/wordprocessingGroup" xmlns:wpi="http://schemas.microsoft.com/office/word/2010/wordprocessingInk" xmlns:wne="http://schemas.microsoft.com/office/word/2006/wordml" xmlns:wps="http://schemas.microsoft.com/office/word/2010/wordprocessingShape" mc:Ignorable="w14 w15 w16se w16cid w16 w16cex w16sdtdh w16sdtfl w16du wp14">
   <w:p>
     <w:pPr>
       <w:pStyle w:val="Header"/>
@@ -750,7 +729,7 @@
 </file>
 
 <file path=word/header3.xml><?xml version="1.0" encoding="utf-8"?>
-<w:hdr xmlns:wpc="http://schemas.microsoft.com/office/word/2010/wordprocessingCanvas" xmlns:cx="http://schemas.microsoft.com/office/drawing/2014/chartex" xmlns:cx1="http://schemas.microsoft.com/office/drawing/2015/9/8/chartex" xmlns:cx2="http://schemas.microsoft.com/office/drawing/2015/10/21/chartex" xmlns:cx3="http://schemas.microsoft.com/office/drawing/2016/5/9/chartex" xmlns:cx4="http://schemas.microsoft.com/office/drawing/2016/5/10/chartex" xmlns:cx5="http://schemas.microsoft.com/office/drawing/2016/5/11/chartex" xmlns:cx6="http://schemas.microsoft.com/office/drawing/2016/5/12/chartex" xmlns:cx7="http://schemas.microsoft.com/office/drawing/2016/5/13/chartex" xmlns:cx8="http://schemas.microsoft.com/office/drawing/2016/5/14/chartex" xmlns:mc="http://schemas.openxmlformats.org/markup-compatibility/2006" xmlns:aink="http://schemas.microsoft.com/office/drawing/2016/ink" xmlns:am3d="http://schemas.microsoft.com/office/drawing/2017/model3d" xmlns:o="urn:schemas-microsoft-com:office:office" xmlns:oel="http://schemas.microsoft.com/office/2019/extlst" xmlns:r="http://schemas.openxmlformats.org/officeDocument/2006/relationships" xmlns:m="http://schemas.openxmlformats.org/officeDocument/2006/math" xmlns:v="urn:schemas-microsoft-com:vml" xmlns:wp14="http://schemas.microsoft.com/office/word/2010/wordprocessingDrawing" xmlns:wp="http://schemas.openxmlformats.org/drawingml/2006/wordprocessingDrawing" xmlns:w10="urn:schemas-microsoft-com:office:word" xmlns:w="http://schemas.openxmlformats.org/wordprocessingml/2006/main" xmlns:w14="http://schemas.microsoft.com/office/word/2010/wordml" xmlns:w15="http://schemas.microsoft.com/office/word/2012/wordml" xmlns:w16cex="http://schemas.microsoft.com/office/word/2018/wordml/cex" xmlns:w16cid="http://schemas.microsoft.com/office/word/2016/wordml/cid" xmlns:w16="http://schemas.microsoft.com/office/word/2018/wordml" xmlns:w16sdtdh="http://schemas.microsoft.com/office/word/2020/wordml/sdtdatahash" xmlns:w16se="http://schemas.microsoft.com/office/word/2015/wordml/symex" xmlns:wpg="http://schemas.microsoft.com/office/word/2010/wordprocessingGroup" xmlns:wpi="http://schemas.microsoft.com/office/word/2010/wordprocessingInk" xmlns:wne="http://schemas.microsoft.com/office/word/2006/wordml" xmlns:wps="http://schemas.microsoft.com/office/word/2010/wordprocessingShape" mc:Ignorable="w14 w15 w16se w16cid w16 w16cex w16sdtdh wp14">
+<w:hdr xmlns:wpc="http://schemas.microsoft.com/office/word/2010/wordprocessingCanvas" xmlns:cx="http://schemas.microsoft.com/office/drawing/2014/chartex" xmlns:cx1="http://schemas.microsoft.com/office/drawing/2015/9/8/chartex" xmlns:cx2="http://schemas.microsoft.com/office/drawing/2015/10/21/chartex" xmlns:cx3="http://schemas.microsoft.com/office/drawing/2016/5/9/chartex" xmlns:cx4="http://schemas.microsoft.com/office/drawing/2016/5/10/chartex" xmlns:cx5="http://schemas.microsoft.com/office/drawing/2016/5/11/chartex" xmlns:cx6="http://schemas.microsoft.com/office/drawing/2016/5/12/chartex" xmlns:cx7="http://schemas.microsoft.com/office/drawing/2016/5/13/chartex" xmlns:cx8="http://schemas.microsoft.com/office/drawing/2016/5/14/chartex" xmlns:mc="http://schemas.openxmlformats.org/markup-compatibility/2006" xmlns:aink="http://schemas.microsoft.com/office/drawing/2016/ink" xmlns:am3d="http://schemas.microsoft.com/office/drawing/2017/model3d" xmlns:o="urn:schemas-microsoft-com:office:office" xmlns:oel="http://schemas.microsoft.com/office/2019/extlst" xmlns:r="http://schemas.openxmlformats.org/officeDocument/2006/relationships" xmlns:m="http://schemas.openxmlformats.org/officeDocument/2006/math" xmlns:v="urn:schemas-microsoft-com:vml" xmlns:wp14="http://schemas.microsoft.com/office/word/2010/wordprocessingDrawing" xmlns:wp="http://schemas.openxmlformats.org/drawingml/2006/wordprocessingDrawing" xmlns:w10="urn:schemas-microsoft-com:office:word" xmlns:w="http://schemas.openxmlformats.org/wordprocessingml/2006/main" xmlns:w14="http://schemas.microsoft.com/office/word/2010/wordml" xmlns:w15="http://schemas.microsoft.com/office/word/2012/wordml" xmlns:w16cex="http://schemas.microsoft.com/office/word/2018/wordml/cex" xmlns:w16cid="http://schemas.microsoft.com/office/word/2016/wordml/cid" xmlns:w16="http://schemas.microsoft.com/office/word/2018/wordml" xmlns:w16du="http://schemas.microsoft.com/office/word/2023/wordml/word16du" xmlns:w16sdtdh="http://schemas.microsoft.com/office/word/2020/wordml/sdtdatahash" xmlns:w16sdtfl="http://schemas.microsoft.com/office/word/2024/wordml/sdtformatlock" xmlns:w16se="http://schemas.microsoft.com/office/word/2015/wordml/symex" xmlns:wpg="http://schemas.microsoft.com/office/word/2010/wordprocessingGroup" xmlns:wpi="http://schemas.microsoft.com/office/word/2010/wordprocessingInk" xmlns:wne="http://schemas.microsoft.com/office/word/2006/wordml" xmlns:wps="http://schemas.microsoft.com/office/word/2010/wordprocessingShape" mc:Ignorable="w14 w15 w16se w16cid w16 w16cex w16sdtdh w16sdtfl w16du wp14">
   <w:p>
     <w:pPr>
       <w:pStyle w:val="Header"/>
@@ -759,7 +738,7 @@
     <w:r>
       <w:tab/>
       <w:tab/>
-      <w:t>2026-06-17</w:t>
+      <w:t>2026-06-18</w:t>
       <w:br/>
       <w:br/>
     </w:r>
@@ -772,7 +751,7 @@
 </file>
 
 <file path=word/numbering.xml><?xml version="1.0" encoding="utf-8"?>
-<w:numbering xmlns:wpc="http://schemas.microsoft.com/office/word/2010/wordprocessingCanvas" xmlns:cx="http://schemas.microsoft.com/office/drawing/2014/chartex" xmlns:cx1="http://schemas.microsoft.com/office/drawing/2015/9/8/chartex" xmlns:cx2="http://schemas.microsoft.com/office/drawing/2015/10/21/chartex" xmlns:cx3="http://schemas.microsoft.com/office/drawing/2016/5/9/chartex" xmlns:cx4="http://schemas.microsoft.com/office/drawing/2016/5/10/chartex" xmlns:cx5="http://schemas.microsoft.com/office/drawing/2016/5/11/chartex" xmlns:cx6="http://schemas.microsoft.com/office/drawing/2016/5/12/chartex" xmlns:cx7="http://schemas.microsoft.com/office/drawing/2016/5/13/chartex" xmlns:cx8="http://schemas.microsoft.com/office/drawing/2016/5/14/chartex" xmlns:mc="http://schemas.openxmlformats.org/markup-compatibility/2006" xmlns:aink="http://schemas.microsoft.com/office/drawing/2016/ink" xmlns:am3d="http://schemas.microsoft.com/office/drawing/2017/model3d" xmlns:o="urn:schemas-microsoft-com:office:office" xmlns:oel="http://schemas.microsoft.com/office/2019/extlst" xmlns:r="http://schemas.openxmlformats.org/officeDocument/2006/relationships" xmlns:m="http://schemas.openxmlformats.org/officeDocument/2006/math" xmlns:v="urn:schemas-microsoft-com:vml" xmlns:wp14="http://schemas.microsoft.com/office/word/2010/wordprocessingDrawing" xmlns:wp="http://schemas.openxmlformats.org/drawingml/2006/wordprocessingDrawing" xmlns:w10="urn:schemas-microsoft-com:office:word" xmlns:w="http://schemas.openxmlformats.org/wordprocessingml/2006/main" xmlns:w14="http://schemas.microsoft.com/office/word/2010/wordml" xmlns:w15="http://schemas.microsoft.com/office/word/2012/wordml" xmlns:w16cex="http://schemas.microsoft.com/office/word/2018/wordml/cex" xmlns:w16cid="http://schemas.microsoft.com/office/word/2016/wordml/cid" xmlns:w16="http://schemas.microsoft.com/office/word/2018/wordml" xmlns:w16sdtdh="http://schemas.microsoft.com/office/word/2020/wordml/sdtdatahash" xmlns:w16se="http://schemas.microsoft.com/office/word/2015/wordml/symex" xmlns:wpg="http://schemas.microsoft.com/office/word/2010/wordprocessingGroup" xmlns:wpi="http://schemas.microsoft.com/office/word/2010/wordprocessingInk" xmlns:wne="http://schemas.microsoft.com/office/word/2006/wordml" xmlns:wps="http://schemas.microsoft.com/office/word/2010/wordprocessingShape" mc:Ignorable="w14 w15 w16se w16cid w16 w16cex w16sdtdh wp14">
+<w:numbering xmlns:wpc="http://schemas.microsoft.com/office/word/2010/wordprocessingCanvas" xmlns:cx="http://schemas.microsoft.com/office/drawing/2014/chartex" xmlns:cx1="http://schemas.microsoft.com/office/drawing/2015/9/8/chartex" xmlns:cx2="http://schemas.microsoft.com/office/drawing/2015/10/21/chartex" xmlns:cx3="http://schemas.microsoft.com/office/drawing/2016/5/9/chartex" xmlns:cx4="http://schemas.microsoft.com/office/drawing/2016/5/10/chartex" xmlns:cx5="http://schemas.microsoft.com/office/drawing/2016/5/11/chartex" xmlns:cx6="http://schemas.microsoft.com/office/drawing/2016/5/12/chartex" xmlns:cx7="http://schemas.microsoft.com/office/drawing/2016/5/13/chartex" xmlns:cx8="http://schemas.microsoft.com/office/drawing/2016/5/14/chartex" xmlns:mc="http://schemas.openxmlformats.org/markup-compatibility/2006" xmlns:aink="http://schemas.microsoft.com/office/drawing/2016/ink" xmlns:am3d="http://schemas.microsoft.com/office/drawing/2017/model3d" xmlns:o="urn:schemas-microsoft-com:office:office" xmlns:oel="http://schemas.microsoft.com/office/2019/extlst" xmlns:r="http://schemas.openxmlformats.org/officeDocument/2006/relationships" xmlns:m="http://schemas.openxmlformats.org/officeDocument/2006/math" xmlns:v="urn:schemas-microsoft-com:vml" xmlns:wp14="http://schemas.microsoft.com/office/word/2010/wordprocessingDrawing" xmlns:wp="http://schemas.openxmlformats.org/drawingml/2006/wordprocessingDrawing" xmlns:w10="urn:schemas-microsoft-com:office:word" xmlns:w="http://schemas.openxmlformats.org/wordprocessingml/2006/main" xmlns:w14="http://schemas.microsoft.com/office/word/2010/wordml" xmlns:w15="http://schemas.microsoft.com/office/word/2012/wordml" xmlns:w16cex="http://schemas.microsoft.com/office/word/2018/wordml/cex" xmlns:w16cid="http://schemas.microsoft.com/office/word/2016/wordml/cid" xmlns:w16="http://schemas.microsoft.com/office/word/2018/wordml" xmlns:w16du="http://schemas.microsoft.com/office/word/2023/wordml/word16du" xmlns:w16sdtdh="http://schemas.microsoft.com/office/word/2020/wordml/sdtdatahash" xmlns:w16sdtfl="http://schemas.microsoft.com/office/word/2024/wordml/sdtformatlock" xmlns:w16se="http://schemas.microsoft.com/office/word/2015/wordml/symex" xmlns:wpg="http://schemas.microsoft.com/office/word/2010/wordprocessingGroup" xmlns:wpi="http://schemas.microsoft.com/office/word/2010/wordprocessingInk" xmlns:wne="http://schemas.microsoft.com/office/word/2006/wordml" xmlns:wps="http://schemas.microsoft.com/office/word/2010/wordprocessingShape" mc:Ignorable="w14 w15 w16se w16cid w16 w16cex w16sdtdh w16sdtfl w16du wp14">
   <w:abstractNum w:abstractNumId="0" w15:restartNumberingAfterBreak="0">
     <w:nsid w:val="FFFFFF7C"/>
     <w:multiLevelType w:val="singleLevel"/>
@@ -975,7 +954,7 @@
 </file>
 
 <file path=word/styles.xml><?xml version="1.0" encoding="utf-8"?>
-<w:styles xmlns:mc="http://schemas.openxmlformats.org/markup-compatibility/2006" xmlns:r="http://schemas.openxmlformats.org/officeDocument/2006/relationships" xmlns:w="http://schemas.openxmlformats.org/wordprocessingml/2006/main" xmlns:w14="http://schemas.microsoft.com/office/word/2010/wordml" xmlns:w15="http://schemas.microsoft.com/office/word/2012/wordml" xmlns:w16cex="http://schemas.microsoft.com/office/word/2018/wordml/cex" xmlns:w16cid="http://schemas.microsoft.com/office/word/2016/wordml/cid" xmlns:w16="http://schemas.microsoft.com/office/word/2018/wordml" xmlns:w16sdtdh="http://schemas.microsoft.com/office/word/2020/wordml/sdtdatahash" xmlns:w16se="http://schemas.microsoft.com/office/word/2015/wordml/symex" mc:Ignorable="w14 w15 w16se w16cid w16 w16cex w16sdtdh">
+<w:styles xmlns:mc="http://schemas.openxmlformats.org/markup-compatibility/2006" xmlns:r="http://schemas.openxmlformats.org/officeDocument/2006/relationships" xmlns:w="http://schemas.openxmlformats.org/wordprocessingml/2006/main" xmlns:w14="http://schemas.microsoft.com/office/word/2010/wordml" xmlns:w15="http://schemas.microsoft.com/office/word/2012/wordml" xmlns:w16cex="http://schemas.microsoft.com/office/word/2018/wordml/cex" xmlns:w16cid="http://schemas.microsoft.com/office/word/2016/wordml/cid" xmlns:w16="http://schemas.microsoft.com/office/word/2018/wordml" xmlns:w16du="http://schemas.microsoft.com/office/word/2023/wordml/word16du" xmlns:w16sdtdh="http://schemas.microsoft.com/office/word/2020/wordml/sdtdatahash" xmlns:w16sdtfl="http://schemas.microsoft.com/office/word/2024/wordml/sdtformatlock" xmlns:w16se="http://schemas.microsoft.com/office/word/2015/wordml/symex" mc:Ignorable="w14 w15 w16se w16cid w16 w16cex w16sdtdh w16sdtfl w16du">
   <w:docDefaults>
     <w:rPrDefault>
       <w:rPr>
@@ -1733,7 +1712,7 @@
     <w:link w:val="TitleChar"/>
     <w:uiPriority w:val="10"/>
     <w:qFormat/>
-    <w:rsid w:val="007106C8"/>
+    <w:rsid w:val="00E854FA"/>
     <w:pPr>
       <w:spacing w:after="300" w:line="240" w:lineRule="auto"/>
       <w:contextualSpacing/>
@@ -1743,7 +1722,7 @@
       <w:rFonts w:eastAsiaTheme="majorEastAsia" w:cstheme="majorBidi"/>
       <w:spacing w:val="5"/>
       <w:kern w:val="28"/>
-      <w:sz w:val="52"/>
+      <w:sz w:val="40"/>
       <w:szCs w:val="52"/>
       <w:lang w:val="sv-SE" w:eastAsia="en-US" w:bidi="ar-SA"/>
     </w:rPr>
@@ -1753,12 +1732,12 @@
     <w:basedOn w:val="DefaultParagraphFont"/>
     <w:link w:val="Title"/>
     <w:uiPriority w:val="10"/>
-    <w:rsid w:val="007106C8"/>
+    <w:rsid w:val="00E854FA"/>
     <w:rPr>
       <w:rFonts w:ascii="Times New Roman" w:eastAsiaTheme="majorEastAsia" w:hAnsi="Times New Roman" w:cstheme="majorBidi"/>
       <w:spacing w:val="5"/>
       <w:kern w:val="28"/>
-      <w:sz w:val="52"/>
+      <w:sz w:val="40"/>
       <w:szCs w:val="52"/>
       <w:lang w:val="sv-SE" w:eastAsia="en-US" w:bidi="ar-SA"/>
     </w:rPr>

--- a/tillsyn/A 60623-2022 tillsynsbegäran.docx
+++ b/tillsyn/A 60623-2022 tillsynsbegäran.docx
@@ -738,7 +738,7 @@
     <w:r>
       <w:tab/>
       <w:tab/>
-      <w:t>2026-06-18</w:t>
+      <w:t>2026-06-19</w:t>
       <w:br/>
       <w:br/>
     </w:r>

--- a/tillsyn/A 60623-2022 tillsynsbegäran.docx
+++ b/tillsyn/A 60623-2022 tillsynsbegäran.docx
@@ -738,7 +738,7 @@
     <w:r>
       <w:tab/>
       <w:tab/>
-      <w:t>2026-06-19</w:t>
+      <w:t>2026-06-20</w:t>
       <w:br/>
       <w:br/>
     </w:r>

--- a/tillsyn/A 60623-2022 tillsynsbegäran.docx
+++ b/tillsyn/A 60623-2022 tillsynsbegäran.docx
@@ -12,10 +12,7 @@
     </w:p>
     <w:p>
       <w:r>
-        <w:t>Detta dokument behandlar höga naturvärden i avverkningsanmälan A 60623-2022 i Östersunds kommun som inkom 2022-12-16 och omfattar 10,9 ha.</w:t>
-      </w:r>
-      <w:r>
-        <w:t xml:space="preserve"> I Figur 1 visas fyndplatser för naturvårdsarter i området, som finns registrerade på Artportalen.</w:t>
+        <w:t>Denna tillsynsbegäran behandlar höga naturvärden i avverkningsanmälan A 60623-2022 i Östersunds kommun som inkom 2022-12-16 och omfattar 10,9 ha.</w:t>
       </w:r>
     </w:p>
     <w:p>
@@ -63,7 +60,20 @@
         <w:spacing w:after="240"/>
       </w:pPr>
       <w:r>
-        <w:t>Figur 1. Fyndplatser för naturvårdsarter i och inom 19 meter från avverkningsanmälan (röd linje). Inom parentes anges rödlistekategorier, S för signalarter, Tför typiska arter och fridlysningsparagrafer i artskyddsförordningen.Markörer utan svart kant är placerade på fyndplatsen. Markörer med svart kant är placerade vid sidan av fyndplatsen och har ett svart streck som visar fyndplatsens exakta position. Kartans mittpunktskoordinat är N 6980547, E 498168 i SWEREF 99 TM.</w:t>
+        <w:t>Figur 1. Fyndplatser för naturvårdsarter i och inom 19 meter från avverkningsanmälan. Markörer utan svart kant är placerade på fyndplatsen. Markörer med svart kant är placerade vid sidan av fyndplatsen har ett svart streck som visar fyndplatsens exakta position. Kartans mittpunktskoordinat är N 6980547, E 498168 i SWEREF 99 TM.</w:t>
+      </w:r>
+    </w:p>
+    <w:p>
+      <w:r>
+        <w:t>I och inom 19 meter från avverkningsanmälan finns fynd av 5 naturvårdsarter, varav 3 är rödlistade, 3 är fridlysta och 4 är typiska (T): garnlav (VU, T), tretåig hackspett (NT, T, §4), vitgrynig nållav (NT), järpe (T, §4) och spillkråka (T, §4). Se Figur 1.</w:t>
+      </w:r>
+    </w:p>
+    <w:p>
+      <w:pPr>
+        <w:pStyle w:val="Heading1"/>
+      </w:pPr>
+      <w:r>
+        <w:t>Tillsynsbegäran</w:t>
       </w:r>
     </w:p>
     <w:p>
@@ -77,53 +87,85 @@
       </w:r>
     </w:p>
     <w:p>
-      <w:r>
-        <w:t>Nedan beskrivs fynd av naturvårdsarter och fridlysta arter som gjorts i det avverkningsanmälda området. I BILAGA 1 finns artfakta om fridlysta arter.</w:t>
-      </w:r>
-    </w:p>
-    <w:p>
       <w:pPr>
         <w:pStyle w:val="Heading1"/>
       </w:pPr>
       <w:r>
-        <w:t>Naturvårdsarter</w:t>
+        <w:t>Naturvårdsarter och fridlysta arter</w:t>
       </w:r>
     </w:p>
     <w:p>
       <w:r>
-        <w:t>I och inom 19 meter från avverkningsanmälan har följande 5 naturvårdsarter hittats: garnlav (VU, T), tretåig hackspett (NT, T, §4), vitgrynig nållav (NT), järpe (T, §4) och spillkråka (T, §4). Av dessa är 3 rödlistade. För rödlistade arter har rödlistekategorin angivits inom parentes. Typiska arter inom Natura 2000 som är kopplade till skogsekosystem har markerats med (T). För fridlysta arter anges även paragrafen i Artskyddsförordningen som arten är fridlyst enligt.</w:t>
+        <w:t>Nedan följer beskrivningar av de naturvårdsarter och fridlysta arter som har sina livsmiljöer och växtplatser i den avverkningsanmälda skogen. Se även ytterligare artfakta i BILAGA 1. De påträffade naturvårdsarterna är ett tydligt kvitto på att det rör sig om en skog med höga naturvärden.</w:t>
       </w:r>
     </w:p>
     <w:p>
       <w:r>
-        <w:t>De påträffade naturvårdsarterna är ett tydligt kvitto på att det rör sig om en skog med höga naturvärden.</w:t>
+        <w:rPr>
+          <w:b/>
+        </w:rPr>
+        <w:t>Garnlav (VU)</w:t>
       </w:r>
-    </w:p>
-    <w:p>
-      <w:pPr>
-        <w:pStyle w:val="Heading2"/>
-      </w:pPr>
       <w:r>
-        <w:t>Fridlysta arter</w:t>
+        <w:t xml:space="preserve"> är en utpräglad barrskogsart som ibland kan drapera träden i norrländska grannaturskogar med hög luftfuktighet. Den förekommer även i talldominerade bestånd där den, förutom i trädens grenverk, påträffas hängande över ojämnheter i tallbarken. Arten har minskat starkt i södra och mellersta Sverige och den minskar även i sitt nordliga utbredningsområde. Minskningstakten uppgår till 30 (20–50) % inom 50 år och överstiger gränsvärdet för Sårbar (VU). Orsaken till tillbakagången beror främst på slutavverkningar av naturskogsartade skogar. Bestånd med riklig förekomst bör regelmässigt sparas, vilket även gynnar flera andra sällsynta och rödlistade arter. Garnlav är värdväxt för den mycket sällsynta och akut hotade fjärilen barrskogslavfly (CR) som hör hemma i boreala barrskogar med riklig förekomst av värdväxten. Tidigare kunde arten konstateras årligen på flera platser vid Dala-Floda i Dalarna innan lokalerna kalavverkades. Senaste fyndet i landet av barrskogslavfly är från år 2000 då den påträffades vid Högberget i Sollefteå kommun. Garnlav är typisk art för </w:t>
+      </w:r>
+      <w:r>
+        <w:rPr>
+          <w:i/>
+        </w:rPr>
+        <w:t xml:space="preserve">9010 Taiga </w:t>
+      </w:r>
+      <w:r>
+        <w:t>och</w:t>
+      </w:r>
+      <w:r>
+        <w:rPr>
+          <w:i/>
+        </w:rPr>
+        <w:t xml:space="preserve"> 9070 Trädklädd betesmark</w:t>
+      </w:r>
+      <w:r>
+        <w:t xml:space="preserve"> (SLU Artdatabanken, 2026).</w:t>
       </w:r>
     </w:p>
     <w:p>
       <w:r>
-        <w:t>Följande fridlysta arter har sina livsmiljöer och växtplatser i den avverkningsanmälda skogen: tretåig hackspett (NT, T, §4), järpe (T, §4) och spillkråka (T, §4).</w:t>
+        <w:rPr>
+          <w:b/>
+        </w:rPr>
+        <w:t>Tretåig hackspett (NT, §4)</w:t>
+      </w:r>
+      <w:r>
+        <w:t xml:space="preserve"> är rödlistad som nära hotad och ingår i bilaga 1 i EU:s fågeldirektiv. Tretåig hackspett är för sin överlevnad beroende av kontinuerlig tillförsel av äldre döende och död ved, som sker genom naturliga självgallringsprocesser i äldre grannaturskogar och barrblandade naturskogar. Om en skog genom skogsbruk gallras eller glesas ur så upphör och uteblir i stort sett den naturliga självgallringsprocessen för mycket lång tid framöver vilket omöjliggör upprätthållandet av den kontinuerliga ekologiska funktionen i ett område. Det finns studier som visar att naturskogens självgallringsprocess som den tretåiga hackspetten är beroende av, inte kan ersättas med efterlämnad hänsyn i skogsbruket (Imbeau &amp; Desrochers, 2002). Storleken på häckningsreviret varierar med skogstypen, förekomsten av död ved och graden av fragmentering, men är i allmänhet i storleksordningen 25–100 hektar. Vintertid krävs ofta betydligt större områden och det finns studier som antyder att arten behöver minst 100 hektar äldre skog. I områden med låg bonitet kan det behövas över 200 hektar lämpligt habitat för att ett par ska kunna reproducera sig. Områden med dokumenterad permanent förekomst i naturskogsmiljöer har vanligen så stora naturvärden att skogsbruk är olämpligt. Tretåig hackspett är typisk art för </w:t>
+      </w:r>
+      <w:r>
+        <w:rPr>
+          <w:i/>
+        </w:rPr>
+        <w:t xml:space="preserve">9010 Taiga, 9740 Skogsbevuxen myr, 9030 Landhöjningsskog </w:t>
+      </w:r>
+      <w:r>
+        <w:t xml:space="preserve">och </w:t>
+      </w:r>
+      <w:r>
+        <w:rPr>
+          <w:i/>
+        </w:rPr>
+        <w:t>9040 Fjällbjörkskog</w:t>
+      </w:r>
+      <w:r>
+        <w:t xml:space="preserve"> (Skogsstyrelsen, 2016; SLU Artdatabanken, 2024).</w:t>
       </w:r>
     </w:p>
     <w:p>
       <w:r>
-        <w:t xml:space="preserve">Observera att medlemsländerna är skyldiga att agera i enlighet med EU:s fågeldirektiv där det uttryckligen står att direktivet gäller för fåglar samt för deras ägg, bon och </w:t>
-      </w:r>
-      <w:r>
         <w:rPr>
           <w:b/>
         </w:rPr>
-        <w:t xml:space="preserve">livsmiljöer </w:t>
+        <w:t>Vitgrynig nållav (NT)</w:t>
       </w:r>
       <w:r>
-        <w:t>(artikel 1). Vidare att de åtgärder som vidtas inte får leda till en försämring av den nuvarande situationen beträffande bevarandet av de fågelarter som avses i artikel 1 (artikel 13). Fågeldirektivet är styrande för tillsynsansvariga myndigheters ärendehantering, ställningstaganden och beslutsfattande.</w:t>
+        <w:t xml:space="preserve"> växer nästan uteslutande på bark av gamla, senvuxna granar i skuggiga lägen med hög och jämn luftfuktighet. Den vanligaste naturtypen för arten är kontinuitetsskogar på frisk mark men den finns också i sumpgranskogar. På lång sikt utgör avverkningar av olikåldriga granskogar av naturskogskaraktär ett allvarligt hot mot arten och skogsbruksåtgärder på eller i närheten av växtplatserna bör undvikas. Naturskogsartade, fuktiga granskogar med förekomster av arten signalerar höga biologiska värden och bör bevaras (SLU Artdatabanken, 2024; Nitare &amp; Skogsstyrelsen, 2019).</w:t>
       </w:r>
     </w:p>
     <w:p>
@@ -185,85 +227,25 @@
       </w:r>
     </w:p>
     <w:p>
+      <w:pPr>
+        <w:pStyle w:val="Heading1"/>
+      </w:pPr>
+      <w:r>
+        <w:t>EU:s fågeldirektiv</w:t>
+      </w:r>
+    </w:p>
+    <w:p>
+      <w:r>
+        <w:t xml:space="preserve">Europeiska unionens medlemsländer är skyldiga att agera i enlighet med EU:s fågeldirektiv där det uttryckligen står att direktivet gäller för fåglar samt för deras ägg, bon och </w:t>
+      </w:r>
       <w:r>
         <w:rPr>
           <w:b/>
         </w:rPr>
-        <w:t>Tretåig hackspett (NT, §4)</w:t>
+        <w:t xml:space="preserve">livsmiljöer </w:t>
       </w:r>
       <w:r>
-        <w:t xml:space="preserve"> är rödlistad som nära hotad och ingår i bilaga 1 i EU:s fågeldirektiv. Tretåig hackspett är för sin överlevnad beroende av kontinuerlig tillförsel av äldre döende och död ved, som sker genom naturliga självgallringsprocesser i äldre grannaturskogar och barrblandade naturskogar. Om en skog genom skogsbruk gallras eller glesas ur så upphör och uteblir i stort sett den naturliga självgallringsprocessen för mycket lång tid framöver vilket omöjliggör upprätthållandet av den kontinuerliga ekologiska funktionen i ett område. Det finns studier som visar att naturskogens självgallringsprocess som den tretåiga hackspetten är beroende av, inte kan ersättas med efterlämnad hänsyn i skogsbruket (Imbeau &amp; Desrochers, 2002). Storleken på häckningsreviret varierar med skogstypen, förekomsten av död ved och graden av fragmentering, men är i allmänhet i storleksordningen 25–100 hektar. Vintertid krävs ofta betydligt större områden och det finns studier som antyder att arten behöver minst 100 hektar äldre skog. I områden med låg bonitet kan det behövas över 200 hektar lämpligt habitat för att ett par ska kunna reproducera sig. Områden med dokumenterad permanent förekomst i naturskogsmiljöer har vanligen så stora naturvärden att skogsbruk är olämpligt. Tretåig hackspett är typisk art för </w:t>
-      </w:r>
-      <w:r>
-        <w:rPr>
-          <w:i/>
-        </w:rPr>
-        <w:t xml:space="preserve">9010 Taiga, 9740 Skogsbevuxen myr, 9030 Landhöjningsskog </w:t>
-      </w:r>
-      <w:r>
-        <w:t xml:space="preserve">och </w:t>
-      </w:r>
-      <w:r>
-        <w:rPr>
-          <w:i/>
-        </w:rPr>
-        <w:t>9040 Fjällbjörkskog</w:t>
-      </w:r>
-      <w:r>
-        <w:t xml:space="preserve"> (Skogsstyrelsen, 2016; SLU Artdatabanken, 2024).</w:t>
-      </w:r>
-    </w:p>
-    <w:p>
-      <w:r>
-        <w:t>I BILAGA 1 finns mer detaljerad information om ekologi samt krav på livsmiljö hos fridlysta arter.</w:t>
-      </w:r>
-    </w:p>
-    <w:p>
-      <w:pPr>
-        <w:pStyle w:val="Heading2"/>
-      </w:pPr>
-      <w:r>
-        <w:t>Övriga naturvårdsarter</w:t>
-      </w:r>
-    </w:p>
-    <w:p>
-      <w:r>
-        <w:rPr>
-          <w:b/>
-        </w:rPr>
-        <w:t>Garnlav (VU)</w:t>
-      </w:r>
-      <w:r>
-        <w:t xml:space="preserve"> är en utpräglad barrskogsart som ibland kan drapera träden i norrländska grannaturskogar med hög luftfuktighet. Den förekommer även i talldominerade bestånd där den, förutom i trädens grenverk, påträffas hängande över ojämnheter i tallbarken. Arten har minskat starkt i södra och mellersta Sverige och den minskar även i sitt nordliga utbredningsområde. Minskningstakten uppgår till 30 (20–50) % inom 50 år och överstiger gränsvärdet för Sårbar (VU). Orsaken till tillbakagången beror främst på slutavverkningar av naturskogsartade skogar. Bestånd med riklig förekomst bör regelmässigt sparas, vilket även gynnar flera andra sällsynta och rödlistade arter. Garnlav är värdväxt för den mycket sällsynta och akut hotade fjärilen barrskogslavfly (CR) som hör hemma i boreala barrskogar med riklig förekomst av värdväxten. Tidigare kunde arten konstateras årligen på flera platser vid Dala-Floda i Dalarna innan lokalerna kalavverkades. Senaste fyndet i landet av barrskogslavfly är från år 2000 då den påträffades vid Högberget i Sollefteå kommun. Garnlav är typisk art för </w:t>
-      </w:r>
-      <w:r>
-        <w:rPr>
-          <w:i/>
-        </w:rPr>
-        <w:t xml:space="preserve">9010 Taiga </w:t>
-      </w:r>
-      <w:r>
-        <w:t>och</w:t>
-      </w:r>
-      <w:r>
-        <w:rPr>
-          <w:i/>
-        </w:rPr>
-        <w:t xml:space="preserve"> 9070 Trädklädd betesmark</w:t>
-      </w:r>
-      <w:r>
-        <w:t xml:space="preserve"> (SLU Artdatabanken, 2026).</w:t>
-      </w:r>
-    </w:p>
-    <w:p>
-      <w:r>
-        <w:rPr>
-          <w:b/>
-        </w:rPr>
-        <w:t>Vitgrynig nållav (NT)</w:t>
-      </w:r>
-      <w:r>
-        <w:t xml:space="preserve"> växer nästan uteslutande på bark av gamla, senvuxna granar i skuggiga lägen med hög och jämn luftfuktighet. Den vanligaste naturtypen för arten är kontinuitetsskogar på frisk mark men den finns också i sumpgranskogar. På lång sikt utgör avverkningar av olikåldriga granskogar av naturskogskaraktär ett allvarligt hot mot arten och skogsbruksåtgärder på eller i närheten av växtplatserna bör undvikas. Naturskogsartade, fuktiga granskogar med förekomster av arten signalerar höga biologiska värden och bör bevaras (SLU Artdatabanken, 2024; Nitare &amp; Skogsstyrelsen, 2019).</w:t>
+        <w:t>(artikel 1). Vidare att de åtgärder som vidtas inte får leda till en försämring av den nuvarande situationen beträffande bevarandet av de fågelarter som avses i artikel 1 (artikel 13). Fågeldirektivet är styrande för tillsynsansvariga myndigheters ärendehantering, ställningstaganden och beslutsfattande.</w:t>
       </w:r>
     </w:p>
     <w:p>
@@ -277,136 +259,6 @@
       </w:pPr>
       <w:r>
         <w:t>BILAGA 1 – Fridlysta arter</w:t>
-      </w:r>
-    </w:p>
-    <w:p>
-      <w:pPr>
-        <w:pStyle w:val="Heading1"/>
-      </w:pPr>
-      <w:r>
-        <w:t>Järpe – ekologi samt krav på livsmiljön</w:t>
-      </w:r>
-    </w:p>
-    <w:p>
-      <w:r>
-        <w:t>Järpe är fridlyst enligt 4§ artskyddsförordningen och upptagen i bilaga 1 och 2 EU:s fågeldirektiv. Den finns i sammanhängande grandominerad skog över hela Sverige men förekomsterna är betydligt glesare i Götaland än i övriga landet. Järpen har sina livsmiljöer i tät barrskog med inblandning av lövträd och en väl utvecklad flerskiktad struktur med bärris och yngre eller undertryckta, täta granar i ett lägre skikt, ofta utmed bäckar och åar inne i den skyddande granskogen (SLU Artdatabanken, 2026).</w:t>
-      </w:r>
-    </w:p>
-    <w:p>
-      <w:r>
-        <w:t xml:space="preserve">Arten behöver lämpliga skogsbestånd om sammanlagt minst 25 hektar. Den är mycket stationär inom sitt revir och när ett par etablerat sig stannar de så länge miljön är intakt. Den undviker öppen mark och förﬂyttar sig sällan över större öppna myrar eller åkermark, och är därför känslig för fragmentering. Järpen överlever inte om dess livsmiljö kalavverkas och är även känslig för röjning, gallring och avverkning där unga granar och lövträd inte sparas i tillräcklig omfattning.  Järpe är typisk art för </w:t>
-      </w:r>
-      <w:r>
-        <w:rPr>
-          <w:i/>
-        </w:rPr>
-        <w:t>9010 Taiga, 9740 Skogsbevuxen myr</w:t>
-      </w:r>
-      <w:r>
-        <w:t xml:space="preserve"> och </w:t>
-      </w:r>
-      <w:r>
-        <w:rPr>
-          <w:i/>
-        </w:rPr>
-        <w:t>9080 Lövsumpskog</w:t>
-      </w:r>
-      <w:r>
-        <w:t xml:space="preserve"> (SLU Artdatabanken, 2026).</w:t>
-      </w:r>
-    </w:p>
-    <w:p>
-      <w:pPr>
-        <w:pStyle w:val="Heading2"/>
-      </w:pPr>
-      <w:r>
-        <w:t>Referenser – järpe</w:t>
-      </w:r>
-    </w:p>
-    <w:p>
-      <w:r>
-        <w:t xml:space="preserve">SLU Artdatabanken, 2026. </w:t>
-      </w:r>
-      <w:r>
-        <w:rPr>
-          <w:i/>
-        </w:rPr>
-        <w:t xml:space="preserve">Artfaktablad. Naturvård – artfakta. </w:t>
-      </w:r>
-      <w:r>
-        <w:t>SLU Artdatabanken, Uppsala</w:t>
-      </w:r>
-    </w:p>
-    <w:p>
-      <w:pPr>
-        <w:pStyle w:val="Heading1"/>
-      </w:pPr>
-      <w:r>
-        <w:t>Spillkråka – ekologi samt krav på livsmiljön</w:t>
-      </w:r>
-    </w:p>
-    <w:p>
-      <w:r>
-        <w:t xml:space="preserve">Spillkråka (§4) ingår i bilaga 1 EU:s fågeldirektiv och är typisk art för </w:t>
-      </w:r>
-      <w:r>
-        <w:rPr>
-          <w:i/>
-        </w:rPr>
-        <w:t xml:space="preserve">9010 Taiga </w:t>
-      </w:r>
-      <w:r>
-        <w:t>och</w:t>
-      </w:r>
-      <w:r>
-        <w:rPr>
-          <w:i/>
-        </w:rPr>
-        <w:t xml:space="preserve"> 9740 Skogsbevuxen myr</w:t>
-      </w:r>
-      <w:r>
-        <w:t>. Den lever i både barr- och blandskog liksom i ren lövskog. De tätaste populationerna tenderar att finnas i äldre, variationsrik blandskog med gott om död ved och gamla träd. Varje par utnyttjar 400–1000 hektar skog beroende på skogens kvalitet. Skogsbruk med korta omloppstider och täta, homogena ungskogar utgör det största hotet (SLU Artdatabanken, 2026).</w:t>
-      </w:r>
-    </w:p>
-    <w:p>
-      <w:r>
-        <w:t>Spillkråka är en nyckelart i skogliga miljöer vars övergivna bohål utnyttjas av flera andra hålhäckande fågelarter och fladdermöss, däribland pärluggla (EN, §4), knipa (§4), salskrake (§4) och skogsduva (§4). Hökuggla (VU, §4) och slaguggla (§4) häckar ofta i högstubbar som brutits av i höjd med ett gammalt spillkråkebo (Skogsstyrelsen, 2016).</w:t>
-      </w:r>
-    </w:p>
-    <w:p>
-      <w:pPr>
-        <w:pStyle w:val="Heading2"/>
-      </w:pPr>
-      <w:r>
-        <w:t>Referenser – spillkråka</w:t>
-      </w:r>
-    </w:p>
-    <w:p>
-      <w:r>
-        <w:t xml:space="preserve">Skogsstyrelsen, 2016. </w:t>
-      </w:r>
-      <w:r>
-        <w:rPr>
-          <w:i/>
-        </w:rPr>
-        <w:t xml:space="preserve">Vägledning för hänsyn till spillkråka. </w:t>
-      </w:r>
-      <w:r>
-        <w:t>Vägledningar och kunskapsstöd artskydd – Skogsstyrelsen.</w:t>
-      </w:r>
-    </w:p>
-    <w:p>
-      <w:r>
-        <w:t xml:space="preserve">SLU Artdatabanken, 2026. </w:t>
-      </w:r>
-      <w:r>
-        <w:rPr>
-          <w:i/>
-        </w:rPr>
-        <w:t xml:space="preserve">Artfaktablad. Naturvård – artfakta. </w:t>
-      </w:r>
-      <w:r>
-        <w:t>SLU Artdatabanken, Uppsala.</w:t>
       </w:r>
     </w:p>
     <w:p>
@@ -610,6 +462,136 @@
         <w:t>Acta Ornithologica 40(1): 53–60.</w:t>
       </w:r>
     </w:p>
+    <w:p>
+      <w:pPr>
+        <w:pStyle w:val="Heading1"/>
+      </w:pPr>
+      <w:r>
+        <w:t>Järpe – ekologi samt krav på livsmiljön</w:t>
+      </w:r>
+    </w:p>
+    <w:p>
+      <w:r>
+        <w:t>Järpe är fridlyst enligt 4§ artskyddsförordningen och upptagen i bilaga 1 och 2 EU:s fågeldirektiv. Den finns i sammanhängande grandominerad skog över hela Sverige men förekomsterna är betydligt glesare i Götaland än i övriga landet. Järpen har sina livsmiljöer i tät barrskog med inblandning av lövträd och en väl utvecklad flerskiktad struktur med bärris och yngre eller undertryckta, täta granar i ett lägre skikt, ofta utmed bäckar och åar inne i den skyddande granskogen (SLU Artdatabanken, 2026).</w:t>
+      </w:r>
+    </w:p>
+    <w:p>
+      <w:r>
+        <w:t xml:space="preserve">Arten behöver lämpliga skogsbestånd om sammanlagt minst 25 hektar. Den är mycket stationär inom sitt revir och när ett par etablerat sig stannar de så länge miljön är intakt. Den undviker öppen mark och förﬂyttar sig sällan över större öppna myrar eller åkermark, och är därför känslig för fragmentering. Järpen överlever inte om dess livsmiljö kalavverkas och är även känslig för röjning, gallring och avverkning där unga granar och lövträd inte sparas i tillräcklig omfattning.  Järpe är typisk art för </w:t>
+      </w:r>
+      <w:r>
+        <w:rPr>
+          <w:i/>
+        </w:rPr>
+        <w:t>9010 Taiga, 9740 Skogsbevuxen myr</w:t>
+      </w:r>
+      <w:r>
+        <w:t xml:space="preserve"> och </w:t>
+      </w:r>
+      <w:r>
+        <w:rPr>
+          <w:i/>
+        </w:rPr>
+        <w:t>9080 Lövsumpskog</w:t>
+      </w:r>
+      <w:r>
+        <w:t xml:space="preserve"> (SLU Artdatabanken, 2026).</w:t>
+      </w:r>
+    </w:p>
+    <w:p>
+      <w:pPr>
+        <w:pStyle w:val="Heading2"/>
+      </w:pPr>
+      <w:r>
+        <w:t>Referenser – järpe</w:t>
+      </w:r>
+    </w:p>
+    <w:p>
+      <w:r>
+        <w:t xml:space="preserve">SLU Artdatabanken, 2026. </w:t>
+      </w:r>
+      <w:r>
+        <w:rPr>
+          <w:i/>
+        </w:rPr>
+        <w:t xml:space="preserve">Artfaktablad. Naturvård – artfakta. </w:t>
+      </w:r>
+      <w:r>
+        <w:t>SLU Artdatabanken, Uppsala</w:t>
+      </w:r>
+    </w:p>
+    <w:p>
+      <w:pPr>
+        <w:pStyle w:val="Heading1"/>
+      </w:pPr>
+      <w:r>
+        <w:t>Spillkråka – ekologi samt krav på livsmiljön</w:t>
+      </w:r>
+    </w:p>
+    <w:p>
+      <w:r>
+        <w:t xml:space="preserve">Spillkråka (§4) ingår i bilaga 1 EU:s fågeldirektiv och är typisk art för </w:t>
+      </w:r>
+      <w:r>
+        <w:rPr>
+          <w:i/>
+        </w:rPr>
+        <w:t xml:space="preserve">9010 Taiga </w:t>
+      </w:r>
+      <w:r>
+        <w:t>och</w:t>
+      </w:r>
+      <w:r>
+        <w:rPr>
+          <w:i/>
+        </w:rPr>
+        <w:t xml:space="preserve"> 9740 Skogsbevuxen myr</w:t>
+      </w:r>
+      <w:r>
+        <w:t>. Den lever i både barr- och blandskog liksom i ren lövskog. De tätaste populationerna tenderar att finnas i äldre, variationsrik blandskog med gott om död ved och gamla träd. Varje par utnyttjar 400–1000 hektar skog beroende på skogens kvalitet. Skogsbruk med korta omloppstider och täta, homogena ungskogar utgör det största hotet (SLU Artdatabanken, 2026).</w:t>
+      </w:r>
+    </w:p>
+    <w:p>
+      <w:r>
+        <w:t>Spillkråka är en nyckelart i skogliga miljöer vars övergivna bohål utnyttjas av flera andra hålhäckande fågelarter och fladdermöss, däribland pärluggla (EN, §4), knipa (§4), salskrake (§4) och skogsduva (§4). Hökuggla (VU, §4) och slaguggla (§4) häckar ofta i högstubbar som brutits av i höjd med ett gammalt spillkråkebo (Skogsstyrelsen, 2016).</w:t>
+      </w:r>
+    </w:p>
+    <w:p>
+      <w:pPr>
+        <w:pStyle w:val="Heading2"/>
+      </w:pPr>
+      <w:r>
+        <w:t>Referenser – spillkråka</w:t>
+      </w:r>
+    </w:p>
+    <w:p>
+      <w:r>
+        <w:t xml:space="preserve">Skogsstyrelsen, 2016. </w:t>
+      </w:r>
+      <w:r>
+        <w:rPr>
+          <w:i/>
+        </w:rPr>
+        <w:t xml:space="preserve">Vägledning för hänsyn till spillkråka. </w:t>
+      </w:r>
+      <w:r>
+        <w:t>Vägledningar och kunskapsstöd artskydd – Skogsstyrelsen.</w:t>
+      </w:r>
+    </w:p>
+    <w:p>
+      <w:r>
+        <w:t xml:space="preserve">SLU Artdatabanken, 2026. </w:t>
+      </w:r>
+      <w:r>
+        <w:rPr>
+          <w:i/>
+        </w:rPr>
+        <w:t xml:space="preserve">Artfaktablad. Naturvård – artfakta. </w:t>
+      </w:r>
+      <w:r>
+        <w:t>SLU Artdatabanken, Uppsala.</w:t>
+      </w:r>
+    </w:p>
     <w:sectPr>
       <w:headerReference w:type="even" r:id="rId8"/>
       <w:headerReference w:type="default" r:id="rId9"/>
@@ -738,7 +720,7 @@
     <w:r>
       <w:tab/>
       <w:tab/>
-      <w:t>2026-06-20</w:t>
+      <w:t>2026-06-21</w:t>
       <w:br/>
       <w:br/>
     </w:r>

--- a/tillsyn/A 60623-2022 tillsynsbegäran.docx
+++ b/tillsyn/A 60623-2022 tillsynsbegäran.docx
@@ -720,7 +720,7 @@
     <w:r>
       <w:tab/>
       <w:tab/>
-      <w:t>2026-06-21</w:t>
+      <w:t>2026-06-22</w:t>
       <w:br/>
       <w:br/>
     </w:r>

--- a/tillsyn/A 60623-2022 tillsynsbegäran.docx
+++ b/tillsyn/A 60623-2022 tillsynsbegäran.docx
@@ -720,7 +720,7 @@
     <w:r>
       <w:tab/>
       <w:tab/>
-      <w:t>2026-06-22</w:t>
+      <w:t>2026-06-23</w:t>
       <w:br/>
       <w:br/>
     </w:r>

--- a/tillsyn/A 60623-2022 tillsynsbegäran.docx
+++ b/tillsyn/A 60623-2022 tillsynsbegäran.docx
@@ -720,7 +720,7 @@
     <w:r>
       <w:tab/>
       <w:tab/>
-      <w:t>2026-06-23</w:t>
+      <w:t>2026-06-24</w:t>
       <w:br/>
       <w:br/>
     </w:r>

--- a/tillsyn/A 60623-2022 tillsynsbegäran.docx
+++ b/tillsyn/A 60623-2022 tillsynsbegäran.docx
@@ -720,7 +720,7 @@
     <w:r>
       <w:tab/>
       <w:tab/>
-      <w:t>2026-06-24</w:t>
+      <w:t>2026-06-25</w:t>
       <w:br/>
       <w:br/>
     </w:r>

--- a/tillsyn/A 60623-2022 tillsynsbegäran.docx
+++ b/tillsyn/A 60623-2022 tillsynsbegäran.docx
@@ -720,7 +720,7 @@
     <w:r>
       <w:tab/>
       <w:tab/>
-      <w:t>2026-06-25</w:t>
+      <w:t>2026-06-26</w:t>
       <w:br/>
       <w:br/>
     </w:r>

--- a/tillsyn/A 60623-2022 tillsynsbegäran.docx
+++ b/tillsyn/A 60623-2022 tillsynsbegäran.docx
@@ -720,7 +720,7 @@
     <w:r>
       <w:tab/>
       <w:tab/>
-      <w:t>2026-06-26</w:t>
+      <w:t>2026-06-27</w:t>
       <w:br/>
       <w:br/>
     </w:r>

--- a/tillsyn/A 60623-2022 tillsynsbegäran.docx
+++ b/tillsyn/A 60623-2022 tillsynsbegäran.docx
@@ -720,7 +720,7 @@
     <w:r>
       <w:tab/>
       <w:tab/>
-      <w:t>2026-06-27</w:t>
+      <w:t>2026-06-28</w:t>
       <w:br/>
       <w:br/>
     </w:r>

--- a/tillsyn/A 60623-2022 tillsynsbegäran.docx
+++ b/tillsyn/A 60623-2022 tillsynsbegäran.docx
@@ -720,7 +720,7 @@
     <w:r>
       <w:tab/>
       <w:tab/>
-      <w:t>2026-06-28</w:t>
+      <w:t>2026-06-29</w:t>
       <w:br/>
       <w:br/>
     </w:r>

--- a/tillsyn/A 60623-2022 tillsynsbegäran.docx
+++ b/tillsyn/A 60623-2022 tillsynsbegäran.docx
@@ -720,7 +720,7 @@
     <w:r>
       <w:tab/>
       <w:tab/>
-      <w:t>2026-06-29</w:t>
+      <w:t>2026-06-30</w:t>
       <w:br/>
       <w:br/>
     </w:r>

--- a/tillsyn/A 60623-2022 tillsynsbegäran.docx
+++ b/tillsyn/A 60623-2022 tillsynsbegäran.docx
@@ -720,7 +720,7 @@
     <w:r>
       <w:tab/>
       <w:tab/>
-      <w:t>2026-06-30</w:t>
+      <w:t>2026-07-01</w:t>
       <w:br/>
       <w:br/>
     </w:r>

--- a/tillsyn/A 60623-2022 tillsynsbegäran.docx
+++ b/tillsyn/A 60623-2022 tillsynsbegäran.docx
@@ -720,7 +720,7 @@
     <w:r>
       <w:tab/>
       <w:tab/>
-      <w:t>2026-07-01</w:t>
+      <w:t>2026-07-02</w:t>
       <w:br/>
       <w:br/>
     </w:r>

--- a/tillsyn/A 60623-2022 tillsynsbegäran.docx
+++ b/tillsyn/A 60623-2022 tillsynsbegäran.docx
@@ -720,7 +720,7 @@
     <w:r>
       <w:tab/>
       <w:tab/>
-      <w:t>2026-07-13</w:t>
+      <w:t>2026-07-14</w:t>
       <w:br/>
       <w:br/>
     </w:r>

--- a/tillsyn/A 60623-2022 tillsynsbegäran.docx
+++ b/tillsyn/A 60623-2022 tillsynsbegäran.docx
@@ -720,7 +720,7 @@
     <w:r>
       <w:tab/>
       <w:tab/>
-      <w:t>2026-07-14</w:t>
+      <w:t>2026-07-15</w:t>
       <w:br/>
       <w:br/>
     </w:r>

--- a/tillsyn/A 60623-2022 tillsynsbegäran.docx
+++ b/tillsyn/A 60623-2022 tillsynsbegäran.docx
@@ -720,7 +720,7 @@
     <w:r>
       <w:tab/>
       <w:tab/>
-      <w:t>2026-07-15</w:t>
+      <w:t>2026-07-16</w:t>
       <w:br/>
       <w:br/>
     </w:r>

--- a/tillsyn/A 60623-2022 tillsynsbegäran.docx
+++ b/tillsyn/A 60623-2022 tillsynsbegäran.docx
@@ -720,7 +720,7 @@
     <w:r>
       <w:tab/>
       <w:tab/>
-      <w:t>2026-07-16</w:t>
+      <w:t>2026-07-17</w:t>
       <w:br/>
       <w:br/>
     </w:r>

--- a/tillsyn/A 60623-2022 tillsynsbegäran.docx
+++ b/tillsyn/A 60623-2022 tillsynsbegäran.docx
@@ -720,7 +720,7 @@
     <w:r>
       <w:tab/>
       <w:tab/>
-      <w:t>2026-07-17</w:t>
+      <w:t>2026-07-18</w:t>
       <w:br/>
       <w:br/>
     </w:r>

--- a/tillsyn/A 60623-2022 tillsynsbegäran.docx
+++ b/tillsyn/A 60623-2022 tillsynsbegäran.docx
@@ -720,7 +720,7 @@
     <w:r>
       <w:tab/>
       <w:tab/>
-      <w:t>2026-07-18</w:t>
+      <w:t>2026-07-19</w:t>
       <w:br/>
       <w:br/>
     </w:r>

--- a/tillsyn/A 60623-2022 tillsynsbegäran.docx
+++ b/tillsyn/A 60623-2022 tillsynsbegäran.docx
@@ -720,7 +720,7 @@
     <w:r>
       <w:tab/>
       <w:tab/>
-      <w:t>2026-07-19</w:t>
+      <w:t>2026-07-20</w:t>
       <w:br/>
       <w:br/>
     </w:r>

--- a/tillsyn/A 60623-2022 tillsynsbegäran.docx
+++ b/tillsyn/A 60623-2022 tillsynsbegäran.docx
@@ -720,7 +720,7 @@
     <w:r>
       <w:tab/>
       <w:tab/>
-      <w:t>2026-07-20</w:t>
+      <w:t>2026-07-21</w:t>
       <w:br/>
       <w:br/>
     </w:r>

--- a/tillsyn/A 60623-2022 tillsynsbegäran.docx
+++ b/tillsyn/A 60623-2022 tillsynsbegäran.docx
@@ -720,7 +720,7 @@
     <w:r>
       <w:tab/>
       <w:tab/>
-      <w:t>2026-07-21</w:t>
+      <w:t>2026-07-22</w:t>
       <w:br/>
       <w:br/>
     </w:r>

--- a/tillsyn/A 60623-2022 tillsynsbegäran.docx
+++ b/tillsyn/A 60623-2022 tillsynsbegäran.docx
@@ -720,7 +720,7 @@
     <w:r>
       <w:tab/>
       <w:tab/>
-      <w:t>2026-07-22</w:t>
+      <w:t>2026-07-23</w:t>
       <w:br/>
       <w:br/>
     </w:r>
